--- a/33_Lucius_Amerson_Student_Worksheet.docx
+++ b/33_Lucius_Amerson_Student_Worksheet.docx
@@ -143,7 +143,7 @@
           <w:color w:val="5E5E5E"/>
           <w:sz w:val="20"/>
         </w:rPr>
-        <w:t xml:space="preserve">STUDENT WORKSHEET  ·  AGES 11–16  ·  60 MINUTES</w:t>
+        <w:t xml:space="preserve">STUDENT WORKSHEET  ·  AGES 11–16  ·  45–60 MINUTES</w:t>
       </w:r>
     </w:p>
     <w:tbl>
@@ -405,7 +405,7 @@
           <w:color w:val="1A1A1A"/>
           <w:sz w:val="27"/>
         </w:rPr>
-        <w:t xml:space="preserve">2.  Do Now</w:t>
+        <w:t xml:space="preserve">2.  Warm-Up</w:t>
       </w:r>
     </w:p>
     <w:p>
@@ -568,7 +568,7 @@
       <w:r>
         <w:drawing>
           <wp:inline xmlns:a="http://schemas.openxmlformats.org/drawingml/2006/main" xmlns:pic="http://schemas.openxmlformats.org/drawingml/2006/picture">
-            <wp:extent cx="1800000" cy="2104478"/>
+            <wp:extent cx="1655999" cy="1936118"/>
             <wp:docPr id="1" name="Picture 1"/>
             <wp:cNvGraphicFramePr>
               <a:graphicFrameLocks noChangeAspect="1"/>
@@ -589,7 +589,7 @@
                   <pic:spPr>
                     <a:xfrm>
                       <a:off x="0" y="0"/>
-                      <a:ext cx="1800000" cy="2104478"/>
+                      <a:ext cx="1655999" cy="1936118"/>
                     </a:xfrm>
                     <a:prstGeom prst="rect"/>
                   </pic:spPr>
@@ -687,7 +687,7 @@
       <w:r>
         <w:drawing>
           <wp:inline xmlns:a="http://schemas.openxmlformats.org/drawingml/2006/main" xmlns:pic="http://schemas.openxmlformats.org/drawingml/2006/picture">
-            <wp:extent cx="3600000" cy="2400000"/>
+            <wp:extent cx="2988000" cy="1992000"/>
             <wp:docPr id="2" name="Picture 2"/>
             <wp:cNvGraphicFramePr>
               <a:graphicFrameLocks noChangeAspect="1"/>
@@ -708,7 +708,7 @@
                   <pic:spPr>
                     <a:xfrm>
                       <a:off x="0" y="0"/>
-                      <a:ext cx="3600000" cy="2400000"/>
+                      <a:ext cx="2988000" cy="1992000"/>
                     </a:xfrm>
                     <a:prstGeom prst="rect"/>
                   </pic:spPr>
@@ -819,10 +819,10 @@
           <w:rFonts w:ascii="Aptos" w:hAnsi="Aptos"/>
           <w:b/>
           <w:i w:val="0"/>
-          <w:color w:val="007A3D"/>
+          <w:color w:val="CE1126"/>
           <w:sz w:val="21"/>
         </w:rPr>
-        <w:t xml:space="preserve">Word match: draw a line from each word to its meaning.</w:t>
+        <w:t xml:space="preserve">Key words</w:t>
       </w:r>
     </w:p>
     <w:tbl>
@@ -833,9 +833,8 @@
         <w:tblLook w:firstColumn="1" w:firstRow="1" w:lastColumn="0" w:lastRow="0" w:noHBand="0" w:noVBand="1" w:val="04A0"/>
       </w:tblPr>
       <w:tblGrid>
-        <w:gridCol w:w="1814"/>
-        <w:gridCol w:w="1814"/>
-        <w:gridCol w:w="5613"/>
+        <w:gridCol w:w="2835"/>
+        <w:gridCol w:w="6406"/>
       </w:tblGrid>
       <w:tr>
         <w:trPr>
@@ -843,7 +842,7 @@
         </w:trPr>
         <w:tc>
           <w:tcPr>
-            <w:tcW w:type="dxa" w:w="1814"/>
+            <w:tcW w:type="dxa" w:w="2835"/>
             <w:tcBorders>
               <w:top w:val="single" w:sz="6" w:space="0" w:color="007A3D"/>
               <w:left w:val="single" w:sz="6" w:space="0" w:color="007A3D"/>
@@ -871,47 +870,13 @@
                 <w:color w:val="FFFFFF"/>
                 <w:sz w:val="21"/>
               </w:rPr>
-              <w:t xml:space="preserve">Word</w:t>
-            </w:r>
-          </w:p>
-        </w:tc>
-        <w:tc>
-          <w:tcPr>
-            <w:tcW w:type="dxa" w:w="1814"/>
-            <w:tcBorders>
-              <w:top w:val="single" w:sz="6" w:space="0" w:color="007A3D"/>
-              <w:left w:val="single" w:sz="6" w:space="0" w:color="007A3D"/>
-              <w:bottom w:val="single" w:sz="6" w:space="0" w:color="007A3D"/>
-              <w:right w:val="single" w:sz="6" w:space="0" w:color="007A3D"/>
-            </w:tcBorders>
-            <w:shd w:val="clear" w:color="auto" w:fill="007A3D"/>
-            <w:tcMar>
-              <w:top w:w="80" w:type="dxa"/>
-              <w:left w:w="140" w:type="dxa"/>
-              <w:bottom w:w="80" w:type="dxa"/>
-              <w:right w:w="140" w:type="dxa"/>
-            </w:tcMar>
-          </w:tcPr>
-          <w:p>
-            <w:pPr>
-              <w:keepNext/>
-              <w:spacing w:after="0"/>
-            </w:pPr>
-            <w:r>
-              <w:rPr>
-                <w:rFonts w:ascii="Aptos" w:hAnsi="Aptos"/>
-                <w:b/>
-                <w:i w:val="0"/>
-                <w:color w:val="FFFFFF"/>
-                <w:sz w:val="21"/>
-              </w:rPr>
-              <w:t xml:space="preserve"/>
-            </w:r>
-          </w:p>
-        </w:tc>
-        <w:tc>
-          <w:tcPr>
-            <w:tcW w:type="dxa" w:w="5613"/>
+              <w:t xml:space="preserve">Key word</w:t>
+            </w:r>
+          </w:p>
+        </w:tc>
+        <w:tc>
+          <w:tcPr>
+            <w:tcW w:type="dxa" w:w="6406"/>
             <w:tcBorders>
               <w:top w:val="single" w:sz="6" w:space="0" w:color="007A3D"/>
               <w:left w:val="single" w:sz="6" w:space="0" w:color="007A3D"/>
@@ -950,7 +915,7 @@
         </w:trPr>
         <w:tc>
           <w:tcPr>
-            <w:tcW w:type="dxa" w:w="1814"/>
+            <w:tcW w:type="dxa" w:w="2835"/>
             <w:tcBorders>
               <w:top w:val="single" w:sz="4" w:space="0" w:color="D9C58A"/>
               <w:left w:val="single" w:sz="4" w:space="0" w:color="D9C58A"/>
@@ -983,42 +948,7 @@
         </w:tc>
         <w:tc>
           <w:tcPr>
-            <w:tcW w:type="dxa" w:w="1814"/>
-            <w:tcBorders>
-              <w:top w:val="single" w:sz="4" w:space="0" w:color="D9C58A"/>
-              <w:left w:val="single" w:sz="4" w:space="0" w:color="D9C58A"/>
-              <w:bottom w:val="single" w:sz="4" w:space="0" w:color="D9C58A"/>
-              <w:right w:val="single" w:sz="4" w:space="0" w:color="D9C58A"/>
-            </w:tcBorders>
-            <w:tcMar>
-              <w:top w:w="80" w:type="dxa"/>
-              <w:left w:w="140" w:type="dxa"/>
-              <w:bottom w:w="80" w:type="dxa"/>
-              <w:right w:w="140" w:type="dxa"/>
-            </w:tcMar>
-            <w:vAlign w:val="center"/>
-          </w:tcPr>
-          <w:p>
-            <w:pPr>
-              <w:keepNext/>
-              <w:spacing w:after="0"/>
-              <w:jc w:val="center"/>
-            </w:pPr>
-            <w:r>
-              <w:rPr>
-                <w:rFonts w:ascii="Aptos" w:hAnsi="Aptos"/>
-                <w:b/>
-                <w:i w:val="0"/>
-                <w:color w:val="1A1A1A"/>
-                <w:sz w:val="24"/>
-              </w:rPr>
-              <w:t xml:space="preserve">●            ●</w:t>
-            </w:r>
-          </w:p>
-        </w:tc>
-        <w:tc>
-          <w:tcPr>
-            <w:tcW w:type="dxa" w:w="5613"/>
+            <w:tcW w:type="dxa" w:w="6406"/>
             <w:tcBorders>
               <w:top w:val="single" w:sz="4" w:space="0" w:color="D9C58A"/>
               <w:left w:val="single" w:sz="4" w:space="0" w:color="D9C58A"/>
@@ -1045,7 +975,7 @@
                 <w:color w:val="1A1A1A"/>
                 <w:sz w:val="20"/>
               </w:rPr>
-              <w:t xml:space="preserve">The legal right to vote</w:t>
+              <w:t xml:space="preserve">the elected head of law enforcement in a US county</w:t>
             </w:r>
           </w:p>
         </w:tc>
@@ -1056,7 +986,7 @@
         </w:trPr>
         <w:tc>
           <w:tcPr>
-            <w:tcW w:type="dxa" w:w="1814"/>
+            <w:tcW w:type="dxa" w:w="2835"/>
             <w:tcBorders>
               <w:top w:val="single" w:sz="4" w:space="0" w:color="D9C58A"/>
               <w:left w:val="single" w:sz="4" w:space="0" w:color="D9C58A"/>
@@ -1089,42 +1019,7 @@
         </w:tc>
         <w:tc>
           <w:tcPr>
-            <w:tcW w:type="dxa" w:w="1814"/>
-            <w:tcBorders>
-              <w:top w:val="single" w:sz="4" w:space="0" w:color="D9C58A"/>
-              <w:left w:val="single" w:sz="4" w:space="0" w:color="D9C58A"/>
-              <w:bottom w:val="single" w:sz="4" w:space="0" w:color="D9C58A"/>
-              <w:right w:val="single" w:sz="4" w:space="0" w:color="D9C58A"/>
-            </w:tcBorders>
-            <w:tcMar>
-              <w:top w:w="80" w:type="dxa"/>
-              <w:left w:w="140" w:type="dxa"/>
-              <w:bottom w:w="80" w:type="dxa"/>
-              <w:right w:w="140" w:type="dxa"/>
-            </w:tcMar>
-            <w:vAlign w:val="center"/>
-          </w:tcPr>
-          <w:p>
-            <w:pPr>
-              <w:keepNext/>
-              <w:spacing w:after="0"/>
-              <w:jc w:val="center"/>
-            </w:pPr>
-            <w:r>
-              <w:rPr>
-                <w:rFonts w:ascii="Aptos" w:hAnsi="Aptos"/>
-                <w:b/>
-                <w:i w:val="0"/>
-                <w:color w:val="1A1A1A"/>
-                <w:sz w:val="24"/>
-              </w:rPr>
-              <w:t xml:space="preserve">●            ●</w:t>
-            </w:r>
-          </w:p>
-        </w:tc>
-        <w:tc>
-          <w:tcPr>
-            <w:tcW w:type="dxa" w:w="5613"/>
+            <w:tcW w:type="dxa" w:w="6406"/>
             <w:tcBorders>
               <w:top w:val="single" w:sz="4" w:space="0" w:color="D9C58A"/>
               <w:left w:val="single" w:sz="4" w:space="0" w:color="D9C58A"/>
@@ -1151,7 +1046,7 @@
                 <w:color w:val="1A1A1A"/>
                 <w:sz w:val="20"/>
               </w:rPr>
-              <w:t xml:space="preserve">The elected head of law enforcement in a US county</w:t>
+              <w:t xml:space="preserve">an officer who works for the sheriff</w:t>
             </w:r>
           </w:p>
         </w:tc>
@@ -1162,7 +1057,7 @@
         </w:trPr>
         <w:tc>
           <w:tcPr>
-            <w:tcW w:type="dxa" w:w="1814"/>
+            <w:tcW w:type="dxa" w:w="2835"/>
             <w:tcBorders>
               <w:top w:val="single" w:sz="4" w:space="0" w:color="D9C58A"/>
               <w:left w:val="single" w:sz="4" w:space="0" w:color="D9C58A"/>
@@ -1195,42 +1090,7 @@
         </w:tc>
         <w:tc>
           <w:tcPr>
-            <w:tcW w:type="dxa" w:w="1814"/>
-            <w:tcBorders>
-              <w:top w:val="single" w:sz="4" w:space="0" w:color="D9C58A"/>
-              <w:left w:val="single" w:sz="4" w:space="0" w:color="D9C58A"/>
-              <w:bottom w:val="single" w:sz="4" w:space="0" w:color="D9C58A"/>
-              <w:right w:val="single" w:sz="4" w:space="0" w:color="D9C58A"/>
-            </w:tcBorders>
-            <w:tcMar>
-              <w:top w:w="80" w:type="dxa"/>
-              <w:left w:w="140" w:type="dxa"/>
-              <w:bottom w:w="80" w:type="dxa"/>
-              <w:right w:w="140" w:type="dxa"/>
-            </w:tcMar>
-            <w:vAlign w:val="center"/>
-          </w:tcPr>
-          <w:p>
-            <w:pPr>
-              <w:keepNext/>
-              <w:spacing w:after="0"/>
-              <w:jc w:val="center"/>
-            </w:pPr>
-            <w:r>
-              <w:rPr>
-                <w:rFonts w:ascii="Aptos" w:hAnsi="Aptos"/>
-                <w:b/>
-                <w:i w:val="0"/>
-                <w:color w:val="1A1A1A"/>
-                <w:sz w:val="24"/>
-              </w:rPr>
-              <w:t xml:space="preserve">●            ●</w:t>
-            </w:r>
-          </w:p>
-        </w:tc>
-        <w:tc>
-          <w:tcPr>
-            <w:tcW w:type="dxa" w:w="5613"/>
+            <w:tcW w:type="dxa" w:w="6406"/>
             <w:tcBorders>
               <w:top w:val="single" w:sz="4" w:space="0" w:color="D9C58A"/>
               <w:left w:val="single" w:sz="4" w:space="0" w:color="D9C58A"/>
@@ -1257,7 +1117,7 @@
                 <w:color w:val="1A1A1A"/>
                 <w:sz w:val="20"/>
               </w:rPr>
-              <w:t xml:space="preserve">The period after the US Civil War when Black Americans briefly gained rights</w:t>
+              <w:t xml:space="preserve">a vote to choose who holds a job</w:t>
             </w:r>
           </w:p>
         </w:tc>
@@ -1268,7 +1128,7 @@
         </w:trPr>
         <w:tc>
           <w:tcPr>
-            <w:tcW w:type="dxa" w:w="1814"/>
+            <w:tcW w:type="dxa" w:w="2835"/>
             <w:tcBorders>
               <w:top w:val="single" w:sz="4" w:space="0" w:color="D9C58A"/>
               <w:left w:val="single" w:sz="4" w:space="0" w:color="D9C58A"/>
@@ -1301,42 +1161,7 @@
         </w:tc>
         <w:tc>
           <w:tcPr>
-            <w:tcW w:type="dxa" w:w="1814"/>
-            <w:tcBorders>
-              <w:top w:val="single" w:sz="4" w:space="0" w:color="D9C58A"/>
-              <w:left w:val="single" w:sz="4" w:space="0" w:color="D9C58A"/>
-              <w:bottom w:val="single" w:sz="4" w:space="0" w:color="D9C58A"/>
-              <w:right w:val="single" w:sz="4" w:space="0" w:color="D9C58A"/>
-            </w:tcBorders>
-            <w:tcMar>
-              <w:top w:w="80" w:type="dxa"/>
-              <w:left w:w="140" w:type="dxa"/>
-              <w:bottom w:w="80" w:type="dxa"/>
-              <w:right w:w="140" w:type="dxa"/>
-            </w:tcMar>
-            <w:vAlign w:val="center"/>
-          </w:tcPr>
-          <w:p>
-            <w:pPr>
-              <w:keepNext/>
-              <w:spacing w:after="0"/>
-              <w:jc w:val="center"/>
-            </w:pPr>
-            <w:r>
-              <w:rPr>
-                <w:rFonts w:ascii="Aptos" w:hAnsi="Aptos"/>
-                <w:b/>
-                <w:i w:val="0"/>
-                <w:color w:val="1A1A1A"/>
-                <w:sz w:val="24"/>
-              </w:rPr>
-              <w:t xml:space="preserve">●            ●</w:t>
-            </w:r>
-          </w:p>
-        </w:tc>
-        <w:tc>
-          <w:tcPr>
-            <w:tcW w:type="dxa" w:w="5613"/>
+            <w:tcW w:type="dxa" w:w="6406"/>
             <w:tcBorders>
               <w:top w:val="single" w:sz="4" w:space="0" w:color="D9C58A"/>
               <w:left w:val="single" w:sz="4" w:space="0" w:color="D9C58A"/>
@@ -1363,7 +1188,7 @@
                 <w:color w:val="1A1A1A"/>
                 <w:sz w:val="20"/>
               </w:rPr>
-              <w:t xml:space="preserve">An officer who works for the sheriff</w:t>
+              <w:t xml:space="preserve">the years after the US Civil War when Black Americans briefly gained rights</w:t>
             </w:r>
           </w:p>
         </w:tc>
@@ -1374,7 +1199,7 @@
         </w:trPr>
         <w:tc>
           <w:tcPr>
-            <w:tcW w:type="dxa" w:w="1814"/>
+            <w:tcW w:type="dxa" w:w="2835"/>
             <w:tcBorders>
               <w:top w:val="single" w:sz="4" w:space="0" w:color="D9C58A"/>
               <w:left w:val="single" w:sz="4" w:space="0" w:color="D9C58A"/>
@@ -1406,41 +1231,7 @@
         </w:tc>
         <w:tc>
           <w:tcPr>
-            <w:tcW w:type="dxa" w:w="1814"/>
-            <w:tcBorders>
-              <w:top w:val="single" w:sz="4" w:space="0" w:color="D9C58A"/>
-              <w:left w:val="single" w:sz="4" w:space="0" w:color="D9C58A"/>
-              <w:bottom w:val="single" w:sz="4" w:space="0" w:color="D9C58A"/>
-              <w:right w:val="single" w:sz="4" w:space="0" w:color="D9C58A"/>
-            </w:tcBorders>
-            <w:tcMar>
-              <w:top w:w="80" w:type="dxa"/>
-              <w:left w:w="140" w:type="dxa"/>
-              <w:bottom w:w="80" w:type="dxa"/>
-              <w:right w:w="140" w:type="dxa"/>
-            </w:tcMar>
-            <w:vAlign w:val="center"/>
-          </w:tcPr>
-          <w:p>
-            <w:pPr>
-              <w:spacing w:after="0"/>
-              <w:jc w:val="center"/>
-            </w:pPr>
-            <w:r>
-              <w:rPr>
-                <w:rFonts w:ascii="Aptos" w:hAnsi="Aptos"/>
-                <w:b/>
-                <w:i w:val="0"/>
-                <w:color w:val="1A1A1A"/>
-                <w:sz w:val="24"/>
-              </w:rPr>
-              <w:t xml:space="preserve">●            ●</w:t>
-            </w:r>
-          </w:p>
-        </w:tc>
-        <w:tc>
-          <w:tcPr>
-            <w:tcW w:type="dxa" w:w="5613"/>
+            <w:tcW w:type="dxa" w:w="6406"/>
             <w:tcBorders>
               <w:top w:val="single" w:sz="4" w:space="0" w:color="D9C58A"/>
               <w:left w:val="single" w:sz="4" w:space="0" w:color="D9C58A"/>
@@ -1466,7 +1257,7 @@
                 <w:color w:val="1A1A1A"/>
                 <w:sz w:val="20"/>
               </w:rPr>
-              <w:t xml:space="preserve">A vote to choose who holds a job</w:t>
+              <w:t xml:space="preserve">the legal right to vote</w:t>
             </w:r>
           </w:p>
         </w:tc>
@@ -1503,23 +1294,696 @@
           <w:color w:val="FFFFFF"/>
           <w:sz w:val="27"/>
         </w:rPr>
-        <w:t xml:space="preserve">4.  Put the Story in Order</w:t>
+        <w:t xml:space="preserve">4.  Activities</w:t>
       </w:r>
     </w:p>
     <w:p>
       <w:pPr>
         <w:keepNext/>
-        <w:spacing w:before="0" w:after="120"/>
+        <w:spacing w:before="0" w:after="40"/>
       </w:pPr>
       <w:r>
         <w:rPr>
           <w:rFonts w:ascii="Aptos" w:hAnsi="Aptos"/>
-          <w:b w:val="0"/>
+          <w:b/>
           <w:i w:val="0"/>
-          <w:color w:val="1A1A1A"/>
-          <w:sz w:val="20"/>
+          <w:color w:val="CE1126"/>
+          <w:sz w:val="21"/>
         </w:rPr>
-        <w:t xml:space="preserve">Number the events 1 to 8, starting with the earliest.</w:t>
+        <w:t xml:space="preserve">▶  MATCH IT — WRITE THE LETTER IN THE BOX</w:t>
+      </w:r>
+    </w:p>
+    <w:tbl>
+      <w:tblPr>
+        <w:tblW w:type="auto" w:w="0"/>
+        <w:jc w:val="center"/>
+        <w:tblLayout w:type="fixed"/>
+        <w:tblLook w:firstColumn="1" w:firstRow="1" w:lastColumn="0" w:lastRow="0" w:noHBand="0" w:noVBand="1" w:val="04A0"/>
+      </w:tblPr>
+      <w:tblGrid>
+        <w:gridCol w:w="2268"/>
+        <w:gridCol w:w="1134"/>
+        <w:gridCol w:w="5839"/>
+      </w:tblGrid>
+      <w:tr>
+        <w:trPr>
+          <w:cantSplit/>
+        </w:trPr>
+        <w:tc>
+          <w:tcPr>
+            <w:tcW w:type="dxa" w:w="2268"/>
+            <w:tcBorders>
+              <w:top w:val="single" w:sz="6" w:space="0" w:color="007A3D"/>
+              <w:left w:val="single" w:sz="6" w:space="0" w:color="007A3D"/>
+              <w:bottom w:val="single" w:sz="6" w:space="0" w:color="007A3D"/>
+              <w:right w:val="single" w:sz="6" w:space="0" w:color="007A3D"/>
+            </w:tcBorders>
+            <w:shd w:val="clear" w:color="auto" w:fill="007A3D"/>
+            <w:tcMar>
+              <w:top w:w="80" w:type="dxa"/>
+              <w:left w:w="140" w:type="dxa"/>
+              <w:bottom w:w="80" w:type="dxa"/>
+              <w:right w:w="140" w:type="dxa"/>
+            </w:tcMar>
+          </w:tcPr>
+          <w:p>
+            <w:pPr>
+              <w:keepNext/>
+              <w:spacing w:after="0"/>
+            </w:pPr>
+            <w:r>
+              <w:rPr>
+                <w:rFonts w:ascii="Aptos" w:hAnsi="Aptos"/>
+                <w:b/>
+                <w:i w:val="0"/>
+                <w:color w:val="FFFFFF"/>
+                <w:sz w:val="21"/>
+              </w:rPr>
+              <w:t xml:space="preserve">Key word</w:t>
+            </w:r>
+          </w:p>
+        </w:tc>
+        <w:tc>
+          <w:tcPr>
+            <w:tcW w:type="dxa" w:w="1134"/>
+            <w:tcBorders>
+              <w:top w:val="single" w:sz="6" w:space="0" w:color="007A3D"/>
+              <w:left w:val="single" w:sz="6" w:space="0" w:color="007A3D"/>
+              <w:bottom w:val="single" w:sz="6" w:space="0" w:color="007A3D"/>
+              <w:right w:val="single" w:sz="6" w:space="0" w:color="007A3D"/>
+            </w:tcBorders>
+            <w:shd w:val="clear" w:color="auto" w:fill="007A3D"/>
+            <w:tcMar>
+              <w:top w:w="80" w:type="dxa"/>
+              <w:left w:w="140" w:type="dxa"/>
+              <w:bottom w:w="80" w:type="dxa"/>
+              <w:right w:w="140" w:type="dxa"/>
+            </w:tcMar>
+          </w:tcPr>
+          <w:p>
+            <w:pPr>
+              <w:keepNext/>
+              <w:spacing w:after="0"/>
+            </w:pPr>
+            <w:r>
+              <w:rPr>
+                <w:rFonts w:ascii="Aptos" w:hAnsi="Aptos"/>
+                <w:b/>
+                <w:i w:val="0"/>
+                <w:color w:val="FFFFFF"/>
+                <w:sz w:val="21"/>
+              </w:rPr>
+              <w:t xml:space="preserve">Letter</w:t>
+            </w:r>
+          </w:p>
+        </w:tc>
+        <w:tc>
+          <w:tcPr>
+            <w:tcW w:type="dxa" w:w="5839"/>
+            <w:tcBorders>
+              <w:top w:val="single" w:sz="6" w:space="0" w:color="007A3D"/>
+              <w:left w:val="single" w:sz="6" w:space="0" w:color="007A3D"/>
+              <w:bottom w:val="single" w:sz="6" w:space="0" w:color="007A3D"/>
+              <w:right w:val="single" w:sz="6" w:space="0" w:color="007A3D"/>
+            </w:tcBorders>
+            <w:shd w:val="clear" w:color="auto" w:fill="007A3D"/>
+            <w:tcMar>
+              <w:top w:w="80" w:type="dxa"/>
+              <w:left w:w="140" w:type="dxa"/>
+              <w:bottom w:w="80" w:type="dxa"/>
+              <w:right w:w="140" w:type="dxa"/>
+            </w:tcMar>
+          </w:tcPr>
+          <w:p>
+            <w:pPr>
+              <w:keepNext/>
+              <w:spacing w:after="0"/>
+            </w:pPr>
+            <w:r>
+              <w:rPr>
+                <w:rFonts w:ascii="Aptos" w:hAnsi="Aptos"/>
+                <w:b/>
+                <w:i w:val="0"/>
+                <w:color w:val="FFFFFF"/>
+                <w:sz w:val="21"/>
+              </w:rPr>
+              <w:t xml:space="preserve">Meaning</w:t>
+            </w:r>
+          </w:p>
+        </w:tc>
+      </w:tr>
+      <w:tr>
+        <w:trPr>
+          <w:cantSplit/>
+        </w:trPr>
+        <w:tc>
+          <w:tcPr>
+            <w:tcW w:type="dxa" w:w="2268"/>
+            <w:tcBorders>
+              <w:top w:val="single" w:sz="4" w:space="0" w:color="D9C58A"/>
+              <w:left w:val="single" w:sz="4" w:space="0" w:color="D9C58A"/>
+              <w:bottom w:val="single" w:sz="4" w:space="0" w:color="D9C58A"/>
+              <w:right w:val="single" w:sz="4" w:space="0" w:color="D9C58A"/>
+            </w:tcBorders>
+            <w:tcMar>
+              <w:top w:w="80" w:type="dxa"/>
+              <w:left w:w="140" w:type="dxa"/>
+              <w:bottom w:w="80" w:type="dxa"/>
+              <w:right w:w="140" w:type="dxa"/>
+            </w:tcMar>
+          </w:tcPr>
+          <w:p>
+            <w:pPr>
+              <w:keepNext/>
+              <w:spacing w:after="0"/>
+            </w:pPr>
+            <w:r>
+              <w:rPr>
+                <w:rFonts w:ascii="Aptos" w:hAnsi="Aptos"/>
+                <w:b w:val="0"/>
+                <w:i w:val="0"/>
+                <w:color w:val="1A1A1A"/>
+                <w:sz w:val="20"/>
+              </w:rPr>
+              <w:t xml:space="preserve">Sheriff</w:t>
+            </w:r>
+          </w:p>
+        </w:tc>
+        <w:tc>
+          <w:tcPr>
+            <w:tcW w:type="dxa" w:w="1134"/>
+            <w:tcBorders>
+              <w:top w:val="single" w:sz="4" w:space="0" w:color="D9C58A"/>
+              <w:left w:val="single" w:sz="4" w:space="0" w:color="D9C58A"/>
+              <w:bottom w:val="single" w:sz="4" w:space="0" w:color="D9C58A"/>
+              <w:right w:val="single" w:sz="4" w:space="0" w:color="D9C58A"/>
+            </w:tcBorders>
+            <w:tcMar>
+              <w:top w:w="80" w:type="dxa"/>
+              <w:left w:w="140" w:type="dxa"/>
+              <w:bottom w:w="80" w:type="dxa"/>
+              <w:right w:w="140" w:type="dxa"/>
+            </w:tcMar>
+            <w:vAlign w:val="center"/>
+          </w:tcPr>
+          <w:p>
+            <w:pPr>
+              <w:keepNext/>
+              <w:spacing w:after="0"/>
+              <w:jc w:val="center"/>
+            </w:pPr>
+            <w:r>
+              <w:rPr>
+                <w:rFonts w:ascii="Aptos" w:hAnsi="Aptos"/>
+                <w:b/>
+                <w:i w:val="0"/>
+                <w:color w:val="1A1A1A"/>
+                <w:sz w:val="24"/>
+              </w:rPr>
+              <w:t xml:space="preserve"/>
+            </w:r>
+          </w:p>
+        </w:tc>
+        <w:tc>
+          <w:tcPr>
+            <w:tcW w:type="dxa" w:w="5839"/>
+            <w:tcBorders>
+              <w:top w:val="single" w:sz="4" w:space="0" w:color="D9C58A"/>
+              <w:left w:val="single" w:sz="4" w:space="0" w:color="D9C58A"/>
+              <w:bottom w:val="single" w:sz="4" w:space="0" w:color="D9C58A"/>
+              <w:right w:val="single" w:sz="4" w:space="0" w:color="D9C58A"/>
+            </w:tcBorders>
+            <w:tcMar>
+              <w:top w:w="80" w:type="dxa"/>
+              <w:left w:w="140" w:type="dxa"/>
+              <w:bottom w:w="80" w:type="dxa"/>
+              <w:right w:w="140" w:type="dxa"/>
+            </w:tcMar>
+          </w:tcPr>
+          <w:p>
+            <w:pPr>
+              <w:keepNext/>
+              <w:spacing w:after="0"/>
+            </w:pPr>
+            <w:r>
+              <w:rPr>
+                <w:rFonts w:ascii="Aptos" w:hAnsi="Aptos"/>
+                <w:b w:val="0"/>
+                <w:i w:val="0"/>
+                <w:color w:val="1A1A1A"/>
+                <w:sz w:val="20"/>
+              </w:rPr>
+              <w:t xml:space="preserve">A.  a vote to choose who holds a job</w:t>
+            </w:r>
+          </w:p>
+        </w:tc>
+      </w:tr>
+      <w:tr>
+        <w:trPr>
+          <w:cantSplit/>
+        </w:trPr>
+        <w:tc>
+          <w:tcPr>
+            <w:tcW w:type="dxa" w:w="2268"/>
+            <w:tcBorders>
+              <w:top w:val="single" w:sz="4" w:space="0" w:color="D9C58A"/>
+              <w:left w:val="single" w:sz="4" w:space="0" w:color="D9C58A"/>
+              <w:bottom w:val="single" w:sz="4" w:space="0" w:color="D9C58A"/>
+              <w:right w:val="single" w:sz="4" w:space="0" w:color="D9C58A"/>
+            </w:tcBorders>
+            <w:tcMar>
+              <w:top w:w="80" w:type="dxa"/>
+              <w:left w:w="140" w:type="dxa"/>
+              <w:bottom w:w="80" w:type="dxa"/>
+              <w:right w:w="140" w:type="dxa"/>
+            </w:tcMar>
+          </w:tcPr>
+          <w:p>
+            <w:pPr>
+              <w:keepNext/>
+              <w:spacing w:after="0"/>
+            </w:pPr>
+            <w:r>
+              <w:rPr>
+                <w:rFonts w:ascii="Aptos" w:hAnsi="Aptos"/>
+                <w:b w:val="0"/>
+                <w:i w:val="0"/>
+                <w:color w:val="1A1A1A"/>
+                <w:sz w:val="20"/>
+              </w:rPr>
+              <w:t xml:space="preserve">Deputy</w:t>
+            </w:r>
+          </w:p>
+        </w:tc>
+        <w:tc>
+          <w:tcPr>
+            <w:tcW w:type="dxa" w:w="1134"/>
+            <w:tcBorders>
+              <w:top w:val="single" w:sz="4" w:space="0" w:color="D9C58A"/>
+              <w:left w:val="single" w:sz="4" w:space="0" w:color="D9C58A"/>
+              <w:bottom w:val="single" w:sz="4" w:space="0" w:color="D9C58A"/>
+              <w:right w:val="single" w:sz="4" w:space="0" w:color="D9C58A"/>
+            </w:tcBorders>
+            <w:tcMar>
+              <w:top w:w="80" w:type="dxa"/>
+              <w:left w:w="140" w:type="dxa"/>
+              <w:bottom w:w="80" w:type="dxa"/>
+              <w:right w:w="140" w:type="dxa"/>
+            </w:tcMar>
+            <w:vAlign w:val="center"/>
+          </w:tcPr>
+          <w:p>
+            <w:pPr>
+              <w:keepNext/>
+              <w:spacing w:after="0"/>
+              <w:jc w:val="center"/>
+            </w:pPr>
+            <w:r>
+              <w:rPr>
+                <w:rFonts w:ascii="Aptos" w:hAnsi="Aptos"/>
+                <w:b/>
+                <w:i w:val="0"/>
+                <w:color w:val="1A1A1A"/>
+                <w:sz w:val="24"/>
+              </w:rPr>
+              <w:t xml:space="preserve"/>
+            </w:r>
+          </w:p>
+        </w:tc>
+        <w:tc>
+          <w:tcPr>
+            <w:tcW w:type="dxa" w:w="5839"/>
+            <w:tcBorders>
+              <w:top w:val="single" w:sz="4" w:space="0" w:color="D9C58A"/>
+              <w:left w:val="single" w:sz="4" w:space="0" w:color="D9C58A"/>
+              <w:bottom w:val="single" w:sz="4" w:space="0" w:color="D9C58A"/>
+              <w:right w:val="single" w:sz="4" w:space="0" w:color="D9C58A"/>
+            </w:tcBorders>
+            <w:tcMar>
+              <w:top w:w="80" w:type="dxa"/>
+              <w:left w:w="140" w:type="dxa"/>
+              <w:bottom w:w="80" w:type="dxa"/>
+              <w:right w:w="140" w:type="dxa"/>
+            </w:tcMar>
+          </w:tcPr>
+          <w:p>
+            <w:pPr>
+              <w:keepNext/>
+              <w:spacing w:after="0"/>
+            </w:pPr>
+            <w:r>
+              <w:rPr>
+                <w:rFonts w:ascii="Aptos" w:hAnsi="Aptos"/>
+                <w:b w:val="0"/>
+                <w:i w:val="0"/>
+                <w:color w:val="1A1A1A"/>
+                <w:sz w:val="20"/>
+              </w:rPr>
+              <w:t xml:space="preserve">B.  the elected head of law enforcement in a US county</w:t>
+            </w:r>
+          </w:p>
+        </w:tc>
+      </w:tr>
+      <w:tr>
+        <w:trPr>
+          <w:cantSplit/>
+        </w:trPr>
+        <w:tc>
+          <w:tcPr>
+            <w:tcW w:type="dxa" w:w="2268"/>
+            <w:tcBorders>
+              <w:top w:val="single" w:sz="4" w:space="0" w:color="D9C58A"/>
+              <w:left w:val="single" w:sz="4" w:space="0" w:color="D9C58A"/>
+              <w:bottom w:val="single" w:sz="4" w:space="0" w:color="D9C58A"/>
+              <w:right w:val="single" w:sz="4" w:space="0" w:color="D9C58A"/>
+            </w:tcBorders>
+            <w:tcMar>
+              <w:top w:w="80" w:type="dxa"/>
+              <w:left w:w="140" w:type="dxa"/>
+              <w:bottom w:w="80" w:type="dxa"/>
+              <w:right w:w="140" w:type="dxa"/>
+            </w:tcMar>
+          </w:tcPr>
+          <w:p>
+            <w:pPr>
+              <w:keepNext/>
+              <w:spacing w:after="0"/>
+            </w:pPr>
+            <w:r>
+              <w:rPr>
+                <w:rFonts w:ascii="Aptos" w:hAnsi="Aptos"/>
+                <w:b w:val="0"/>
+                <w:i w:val="0"/>
+                <w:color w:val="1A1A1A"/>
+                <w:sz w:val="20"/>
+              </w:rPr>
+              <w:t xml:space="preserve">Election</w:t>
+            </w:r>
+          </w:p>
+        </w:tc>
+        <w:tc>
+          <w:tcPr>
+            <w:tcW w:type="dxa" w:w="1134"/>
+            <w:tcBorders>
+              <w:top w:val="single" w:sz="4" w:space="0" w:color="D9C58A"/>
+              <w:left w:val="single" w:sz="4" w:space="0" w:color="D9C58A"/>
+              <w:bottom w:val="single" w:sz="4" w:space="0" w:color="D9C58A"/>
+              <w:right w:val="single" w:sz="4" w:space="0" w:color="D9C58A"/>
+            </w:tcBorders>
+            <w:tcMar>
+              <w:top w:w="80" w:type="dxa"/>
+              <w:left w:w="140" w:type="dxa"/>
+              <w:bottom w:w="80" w:type="dxa"/>
+              <w:right w:w="140" w:type="dxa"/>
+            </w:tcMar>
+            <w:vAlign w:val="center"/>
+          </w:tcPr>
+          <w:p>
+            <w:pPr>
+              <w:keepNext/>
+              <w:spacing w:after="0"/>
+              <w:jc w:val="center"/>
+            </w:pPr>
+            <w:r>
+              <w:rPr>
+                <w:rFonts w:ascii="Aptos" w:hAnsi="Aptos"/>
+                <w:b/>
+                <w:i w:val="0"/>
+                <w:color w:val="1A1A1A"/>
+                <w:sz w:val="24"/>
+              </w:rPr>
+              <w:t xml:space="preserve"/>
+            </w:r>
+          </w:p>
+        </w:tc>
+        <w:tc>
+          <w:tcPr>
+            <w:tcW w:type="dxa" w:w="5839"/>
+            <w:tcBorders>
+              <w:top w:val="single" w:sz="4" w:space="0" w:color="D9C58A"/>
+              <w:left w:val="single" w:sz="4" w:space="0" w:color="D9C58A"/>
+              <w:bottom w:val="single" w:sz="4" w:space="0" w:color="D9C58A"/>
+              <w:right w:val="single" w:sz="4" w:space="0" w:color="D9C58A"/>
+            </w:tcBorders>
+            <w:tcMar>
+              <w:top w:w="80" w:type="dxa"/>
+              <w:left w:w="140" w:type="dxa"/>
+              <w:bottom w:w="80" w:type="dxa"/>
+              <w:right w:w="140" w:type="dxa"/>
+            </w:tcMar>
+          </w:tcPr>
+          <w:p>
+            <w:pPr>
+              <w:keepNext/>
+              <w:spacing w:after="0"/>
+            </w:pPr>
+            <w:r>
+              <w:rPr>
+                <w:rFonts w:ascii="Aptos" w:hAnsi="Aptos"/>
+                <w:b w:val="0"/>
+                <w:i w:val="0"/>
+                <w:color w:val="1A1A1A"/>
+                <w:sz w:val="20"/>
+              </w:rPr>
+              <w:t xml:space="preserve">C.  an officer who works for the sheriff</w:t>
+            </w:r>
+          </w:p>
+        </w:tc>
+      </w:tr>
+      <w:tr>
+        <w:trPr>
+          <w:cantSplit/>
+        </w:trPr>
+        <w:tc>
+          <w:tcPr>
+            <w:tcW w:type="dxa" w:w="2268"/>
+            <w:tcBorders>
+              <w:top w:val="single" w:sz="4" w:space="0" w:color="D9C58A"/>
+              <w:left w:val="single" w:sz="4" w:space="0" w:color="D9C58A"/>
+              <w:bottom w:val="single" w:sz="4" w:space="0" w:color="D9C58A"/>
+              <w:right w:val="single" w:sz="4" w:space="0" w:color="D9C58A"/>
+            </w:tcBorders>
+            <w:tcMar>
+              <w:top w:w="80" w:type="dxa"/>
+              <w:left w:w="140" w:type="dxa"/>
+              <w:bottom w:w="80" w:type="dxa"/>
+              <w:right w:w="140" w:type="dxa"/>
+            </w:tcMar>
+          </w:tcPr>
+          <w:p>
+            <w:pPr>
+              <w:keepNext/>
+              <w:spacing w:after="0"/>
+            </w:pPr>
+            <w:r>
+              <w:rPr>
+                <w:rFonts w:ascii="Aptos" w:hAnsi="Aptos"/>
+                <w:b w:val="0"/>
+                <w:i w:val="0"/>
+                <w:color w:val="1A1A1A"/>
+                <w:sz w:val="20"/>
+              </w:rPr>
+              <w:t xml:space="preserve">Reconstruction</w:t>
+            </w:r>
+          </w:p>
+        </w:tc>
+        <w:tc>
+          <w:tcPr>
+            <w:tcW w:type="dxa" w:w="1134"/>
+            <w:tcBorders>
+              <w:top w:val="single" w:sz="4" w:space="0" w:color="D9C58A"/>
+              <w:left w:val="single" w:sz="4" w:space="0" w:color="D9C58A"/>
+              <w:bottom w:val="single" w:sz="4" w:space="0" w:color="D9C58A"/>
+              <w:right w:val="single" w:sz="4" w:space="0" w:color="D9C58A"/>
+            </w:tcBorders>
+            <w:tcMar>
+              <w:top w:w="80" w:type="dxa"/>
+              <w:left w:w="140" w:type="dxa"/>
+              <w:bottom w:w="80" w:type="dxa"/>
+              <w:right w:w="140" w:type="dxa"/>
+            </w:tcMar>
+            <w:vAlign w:val="center"/>
+          </w:tcPr>
+          <w:p>
+            <w:pPr>
+              <w:keepNext/>
+              <w:spacing w:after="0"/>
+              <w:jc w:val="center"/>
+            </w:pPr>
+            <w:r>
+              <w:rPr>
+                <w:rFonts w:ascii="Aptos" w:hAnsi="Aptos"/>
+                <w:b/>
+                <w:i w:val="0"/>
+                <w:color w:val="1A1A1A"/>
+                <w:sz w:val="24"/>
+              </w:rPr>
+              <w:t xml:space="preserve"/>
+            </w:r>
+          </w:p>
+        </w:tc>
+        <w:tc>
+          <w:tcPr>
+            <w:tcW w:type="dxa" w:w="5839"/>
+            <w:tcBorders>
+              <w:top w:val="single" w:sz="4" w:space="0" w:color="D9C58A"/>
+              <w:left w:val="single" w:sz="4" w:space="0" w:color="D9C58A"/>
+              <w:bottom w:val="single" w:sz="4" w:space="0" w:color="D9C58A"/>
+              <w:right w:val="single" w:sz="4" w:space="0" w:color="D9C58A"/>
+            </w:tcBorders>
+            <w:tcMar>
+              <w:top w:w="80" w:type="dxa"/>
+              <w:left w:w="140" w:type="dxa"/>
+              <w:bottom w:w="80" w:type="dxa"/>
+              <w:right w:w="140" w:type="dxa"/>
+            </w:tcMar>
+          </w:tcPr>
+          <w:p>
+            <w:pPr>
+              <w:keepNext/>
+              <w:spacing w:after="0"/>
+            </w:pPr>
+            <w:r>
+              <w:rPr>
+                <w:rFonts w:ascii="Aptos" w:hAnsi="Aptos"/>
+                <w:b w:val="0"/>
+                <w:i w:val="0"/>
+                <w:color w:val="1A1A1A"/>
+                <w:sz w:val="20"/>
+              </w:rPr>
+              <w:t xml:space="preserve">D.  the legal right to vote</w:t>
+            </w:r>
+          </w:p>
+        </w:tc>
+      </w:tr>
+      <w:tr>
+        <w:trPr>
+          <w:cantSplit/>
+        </w:trPr>
+        <w:tc>
+          <w:tcPr>
+            <w:tcW w:type="dxa" w:w="2268"/>
+            <w:tcBorders>
+              <w:top w:val="single" w:sz="4" w:space="0" w:color="D9C58A"/>
+              <w:left w:val="single" w:sz="4" w:space="0" w:color="D9C58A"/>
+              <w:bottom w:val="single" w:sz="4" w:space="0" w:color="D9C58A"/>
+              <w:right w:val="single" w:sz="4" w:space="0" w:color="D9C58A"/>
+            </w:tcBorders>
+            <w:tcMar>
+              <w:top w:w="80" w:type="dxa"/>
+              <w:left w:w="140" w:type="dxa"/>
+              <w:bottom w:w="80" w:type="dxa"/>
+              <w:right w:w="140" w:type="dxa"/>
+            </w:tcMar>
+          </w:tcPr>
+          <w:p>
+            <w:pPr>
+              <w:spacing w:after="0"/>
+            </w:pPr>
+            <w:r>
+              <w:rPr>
+                <w:rFonts w:ascii="Aptos" w:hAnsi="Aptos"/>
+                <w:b w:val="0"/>
+                <w:i w:val="0"/>
+                <w:color w:val="1A1A1A"/>
+                <w:sz w:val="20"/>
+              </w:rPr>
+              <w:t xml:space="preserve">Voting rights</w:t>
+            </w:r>
+          </w:p>
+        </w:tc>
+        <w:tc>
+          <w:tcPr>
+            <w:tcW w:type="dxa" w:w="1134"/>
+            <w:tcBorders>
+              <w:top w:val="single" w:sz="4" w:space="0" w:color="D9C58A"/>
+              <w:left w:val="single" w:sz="4" w:space="0" w:color="D9C58A"/>
+              <w:bottom w:val="single" w:sz="4" w:space="0" w:color="D9C58A"/>
+              <w:right w:val="single" w:sz="4" w:space="0" w:color="D9C58A"/>
+            </w:tcBorders>
+            <w:tcMar>
+              <w:top w:w="80" w:type="dxa"/>
+              <w:left w:w="140" w:type="dxa"/>
+              <w:bottom w:w="80" w:type="dxa"/>
+              <w:right w:w="140" w:type="dxa"/>
+            </w:tcMar>
+            <w:vAlign w:val="center"/>
+          </w:tcPr>
+          <w:p>
+            <w:pPr>
+              <w:spacing w:after="0"/>
+              <w:jc w:val="center"/>
+            </w:pPr>
+            <w:r>
+              <w:rPr>
+                <w:rFonts w:ascii="Aptos" w:hAnsi="Aptos"/>
+                <w:b/>
+                <w:i w:val="0"/>
+                <w:color w:val="1A1A1A"/>
+                <w:sz w:val="24"/>
+              </w:rPr>
+              <w:t xml:space="preserve"/>
+            </w:r>
+          </w:p>
+        </w:tc>
+        <w:tc>
+          <w:tcPr>
+            <w:tcW w:type="dxa" w:w="5839"/>
+            <w:tcBorders>
+              <w:top w:val="single" w:sz="4" w:space="0" w:color="D9C58A"/>
+              <w:left w:val="single" w:sz="4" w:space="0" w:color="D9C58A"/>
+              <w:bottom w:val="single" w:sz="4" w:space="0" w:color="D9C58A"/>
+              <w:right w:val="single" w:sz="4" w:space="0" w:color="D9C58A"/>
+            </w:tcBorders>
+            <w:tcMar>
+              <w:top w:w="80" w:type="dxa"/>
+              <w:left w:w="140" w:type="dxa"/>
+              <w:bottom w:w="80" w:type="dxa"/>
+              <w:right w:w="140" w:type="dxa"/>
+            </w:tcMar>
+          </w:tcPr>
+          <w:p>
+            <w:pPr>
+              <w:spacing w:after="0"/>
+            </w:pPr>
+            <w:r>
+              <w:rPr>
+                <w:rFonts w:ascii="Aptos" w:hAnsi="Aptos"/>
+                <w:b w:val="0"/>
+                <w:i w:val="0"/>
+                <w:color w:val="1A1A1A"/>
+                <w:sz w:val="20"/>
+              </w:rPr>
+              <w:t xml:space="preserve">E.  the years after the US Civil War when Black Americans briefly gained rights</w:t>
+            </w:r>
+          </w:p>
+        </w:tc>
+      </w:tr>
+    </w:tbl>
+    <w:p>
+      <w:pPr>
+        <w:spacing w:after="0" w:line="160" w:lineRule="exact"/>
+      </w:pPr>
+      <w:r>
+        <w:rPr>
+          <w:sz w:val="4"/>
+        </w:rPr>
+      </w:r>
+    </w:p>
+    <w:p>
+      <w:pPr>
+        <w:keepNext/>
+        <w:spacing w:before="0" w:after="40"/>
+      </w:pPr>
+      <w:r>
+        <w:rPr>
+          <w:rFonts w:ascii="Aptos" w:hAnsi="Aptos"/>
+          <w:b/>
+          <w:i w:val="0"/>
+          <w:color w:val="CE1126"/>
+          <w:sz w:val="21"/>
+        </w:rPr>
+        <w:t xml:space="preserve">▶  PUT IT IN ORDER — NUMBER THE BOXES 1 TO 8</w:t>
       </w:r>
     </w:p>
     <w:tbl>
@@ -1536,38 +2000,38 @@
       <w:tr>
         <w:trPr>
           <w:cantSplit/>
+          <w:trHeight w:val="425" w:hRule="atLeast"/>
         </w:trPr>
         <w:tc>
           <w:tcPr>
             <w:tcW w:type="dxa" w:w="1134"/>
             <w:tcBorders>
-              <w:top w:val="single" w:sz="6" w:space="0" w:color="007A3D"/>
-              <w:left w:val="single" w:sz="6" w:space="0" w:color="007A3D"/>
-              <w:bottom w:val="single" w:sz="6" w:space="0" w:color="007A3D"/>
-              <w:right w:val="single" w:sz="6" w:space="0" w:color="007A3D"/>
-            </w:tcBorders>
-            <w:shd w:val="clear" w:color="auto" w:fill="007A3D"/>
-            <w:tcMar>
-              <w:top w:w="80" w:type="dxa"/>
-              <w:left w:w="140" w:type="dxa"/>
-              <w:bottom w:w="80" w:type="dxa"/>
-              <w:right w:w="140" w:type="dxa"/>
-            </w:tcMar>
-          </w:tcPr>
-          <w:p>
-            <w:pPr>
-              <w:keepNext/>
-              <w:spacing w:after="0"/>
-            </w:pPr>
-            <w:r>
-              <w:rPr>
-                <w:rFonts w:ascii="Aptos" w:hAnsi="Aptos"/>
-                <w:b/>
-                <w:i w:val="0"/>
-                <w:color w:val="FFFFFF"/>
-                <w:sz w:val="21"/>
-              </w:rPr>
-              <w:t xml:space="preserve">No.</w:t>
+              <w:top w:val="single" w:sz="4" w:space="0" w:color="D9C58A"/>
+              <w:left w:val="single" w:sz="4" w:space="0" w:color="D9C58A"/>
+              <w:bottom w:val="single" w:sz="4" w:space="0" w:color="D9C58A"/>
+              <w:right w:val="single" w:sz="4" w:space="0" w:color="D9C58A"/>
+            </w:tcBorders>
+            <w:tcMar>
+              <w:top w:w="80" w:type="dxa"/>
+              <w:left w:w="140" w:type="dxa"/>
+              <w:bottom w:w="80" w:type="dxa"/>
+              <w:right w:w="140" w:type="dxa"/>
+            </w:tcMar>
+          </w:tcPr>
+          <w:p>
+            <w:pPr>
+              <w:keepNext/>
+              <w:spacing w:after="0"/>
+            </w:pPr>
+            <w:r>
+              <w:rPr>
+                <w:rFonts w:ascii="Aptos" w:hAnsi="Aptos"/>
+                <w:b w:val="0"/>
+                <w:i w:val="0"/>
+                <w:color w:val="1A1A1A"/>
+                <w:sz w:val="20"/>
+              </w:rPr>
+              <w:t xml:space="preserve"/>
             </w:r>
           </w:p>
         </w:tc>
@@ -1575,33 +2039,32 @@
           <w:tcPr>
             <w:tcW w:type="dxa" w:w="8107"/>
             <w:tcBorders>
-              <w:top w:val="single" w:sz="6" w:space="0" w:color="007A3D"/>
-              <w:left w:val="single" w:sz="6" w:space="0" w:color="007A3D"/>
-              <w:bottom w:val="single" w:sz="6" w:space="0" w:color="007A3D"/>
-              <w:right w:val="single" w:sz="6" w:space="0" w:color="007A3D"/>
-            </w:tcBorders>
-            <w:shd w:val="clear" w:color="auto" w:fill="007A3D"/>
-            <w:tcMar>
-              <w:top w:w="80" w:type="dxa"/>
-              <w:left w:w="140" w:type="dxa"/>
-              <w:bottom w:w="80" w:type="dxa"/>
-              <w:right w:w="140" w:type="dxa"/>
-            </w:tcMar>
-          </w:tcPr>
-          <w:p>
-            <w:pPr>
-              <w:keepNext/>
-              <w:spacing w:after="0"/>
-            </w:pPr>
-            <w:r>
-              <w:rPr>
-                <w:rFonts w:ascii="Aptos" w:hAnsi="Aptos"/>
-                <w:b/>
-                <w:i w:val="0"/>
-                <w:color w:val="FFFFFF"/>
-                <w:sz w:val="21"/>
-              </w:rPr>
-              <w:t xml:space="preserve">Event</w:t>
+              <w:top w:val="single" w:sz="4" w:space="0" w:color="D9C58A"/>
+              <w:left w:val="single" w:sz="4" w:space="0" w:color="D9C58A"/>
+              <w:bottom w:val="single" w:sz="4" w:space="0" w:color="D9C58A"/>
+              <w:right w:val="single" w:sz="4" w:space="0" w:color="D9C58A"/>
+            </w:tcBorders>
+            <w:tcMar>
+              <w:top w:w="80" w:type="dxa"/>
+              <w:left w:w="140" w:type="dxa"/>
+              <w:bottom w:w="80" w:type="dxa"/>
+              <w:right w:w="140" w:type="dxa"/>
+            </w:tcMar>
+          </w:tcPr>
+          <w:p>
+            <w:pPr>
+              <w:keepNext/>
+              <w:spacing w:after="0"/>
+            </w:pPr>
+            <w:r>
+              <w:rPr>
+                <w:rFonts w:ascii="Aptos" w:hAnsi="Aptos"/>
+                <w:b w:val="0"/>
+                <w:i w:val="0"/>
+                <w:color w:val="1A1A1A"/>
+                <w:sz w:val="20"/>
+              </w:rPr>
+              <w:t xml:space="preserve">Wins the general election in November 1966</w:t>
             </w:r>
           </w:p>
         </w:tc>
@@ -1609,7 +2072,7 @@
       <w:tr>
         <w:trPr>
           <w:cantSplit/>
-          <w:trHeight w:val="453" w:hRule="atLeast"/>
+          <w:trHeight w:val="425" w:hRule="atLeast"/>
         </w:trPr>
         <w:tc>
           <w:tcPr>
@@ -1673,7 +2136,7 @@
                 <w:color w:val="1A1A1A"/>
                 <w:sz w:val="20"/>
               </w:rPr>
-              <w:t xml:space="preserve">Wins the general election in November 1966</w:t>
+              <w:t xml:space="preserve">Reconstruction ends and Black people in the South lose the vote</w:t>
             </w:r>
           </w:p>
         </w:tc>
@@ -1681,7 +2144,7 @@
       <w:tr>
         <w:trPr>
           <w:cantSplit/>
-          <w:trHeight w:val="453" w:hRule="atLeast"/>
+          <w:trHeight w:val="425" w:hRule="atLeast"/>
         </w:trPr>
         <w:tc>
           <w:tcPr>
@@ -1745,7 +2208,7 @@
                 <w:color w:val="1A1A1A"/>
                 <w:sz w:val="20"/>
               </w:rPr>
-              <w:t xml:space="preserve">Reconstruction ends and Black people in the South lose the vote</w:t>
+              <w:t xml:space="preserve">Retires after 20 years as sheriff</w:t>
             </w:r>
           </w:p>
         </w:tc>
@@ -1753,7 +2216,7 @@
       <w:tr>
         <w:trPr>
           <w:cantSplit/>
-          <w:trHeight w:val="453" w:hRule="atLeast"/>
+          <w:trHeight w:val="425" w:hRule="atLeast"/>
         </w:trPr>
         <w:tc>
           <w:tcPr>
@@ -1817,7 +2280,7 @@
                 <w:color w:val="1A1A1A"/>
                 <w:sz w:val="20"/>
               </w:rPr>
-              <w:t xml:space="preserve">Retires after 20 years as sheriff</w:t>
+              <w:t xml:space="preserve">The Voting Rights Act becomes law</w:t>
             </w:r>
           </w:p>
         </w:tc>
@@ -1825,7 +2288,7 @@
       <w:tr>
         <w:trPr>
           <w:cantSplit/>
-          <w:trHeight w:val="453" w:hRule="atLeast"/>
+          <w:trHeight w:val="425" w:hRule="atLeast"/>
         </w:trPr>
         <w:tc>
           <w:tcPr>
@@ -1889,7 +2352,7 @@
                 <w:color w:val="1A1A1A"/>
                 <w:sz w:val="20"/>
               </w:rPr>
-              <w:t xml:space="preserve">The Voting Rights Act becomes law</w:t>
+              <w:t xml:space="preserve">Lucius Amerson is born in Alabama</w:t>
             </w:r>
           </w:p>
         </w:tc>
@@ -1897,7 +2360,7 @@
       <w:tr>
         <w:trPr>
           <w:cantSplit/>
-          <w:trHeight w:val="453" w:hRule="atLeast"/>
+          <w:trHeight w:val="425" w:hRule="atLeast"/>
         </w:trPr>
         <w:tc>
           <w:tcPr>
@@ -1961,7 +2424,7 @@
                 <w:color w:val="1A1A1A"/>
                 <w:sz w:val="20"/>
               </w:rPr>
-              <w:t xml:space="preserve">Lucius Amerson is born in Alabama</w:t>
+              <w:t xml:space="preserve">Sworn in as sheriff in January 1967</w:t>
             </w:r>
           </w:p>
         </w:tc>
@@ -1969,7 +2432,7 @@
       <w:tr>
         <w:trPr>
           <w:cantSplit/>
-          <w:trHeight w:val="453" w:hRule="atLeast"/>
+          <w:trHeight w:val="425" w:hRule="atLeast"/>
         </w:trPr>
         <w:tc>
           <w:tcPr>
@@ -2033,7 +2496,7 @@
                 <w:color w:val="1A1A1A"/>
                 <w:sz w:val="20"/>
               </w:rPr>
-              <w:t xml:space="preserve">Sworn in as sheriff in January 1967</w:t>
+              <w:t xml:space="preserve">Serves in the US Army as a paratrooper</w:t>
             </w:r>
           </w:p>
         </w:tc>
@@ -2041,79 +2504,7 @@
       <w:tr>
         <w:trPr>
           <w:cantSplit/>
-          <w:trHeight w:val="453" w:hRule="atLeast"/>
-        </w:trPr>
-        <w:tc>
-          <w:tcPr>
-            <w:tcW w:type="dxa" w:w="1134"/>
-            <w:tcBorders>
-              <w:top w:val="single" w:sz="4" w:space="0" w:color="D9C58A"/>
-              <w:left w:val="single" w:sz="4" w:space="0" w:color="D9C58A"/>
-              <w:bottom w:val="single" w:sz="4" w:space="0" w:color="D9C58A"/>
-              <w:right w:val="single" w:sz="4" w:space="0" w:color="D9C58A"/>
-            </w:tcBorders>
-            <w:tcMar>
-              <w:top w:w="80" w:type="dxa"/>
-              <w:left w:w="140" w:type="dxa"/>
-              <w:bottom w:w="80" w:type="dxa"/>
-              <w:right w:w="140" w:type="dxa"/>
-            </w:tcMar>
-          </w:tcPr>
-          <w:p>
-            <w:pPr>
-              <w:keepNext/>
-              <w:spacing w:after="0"/>
-            </w:pPr>
-            <w:r>
-              <w:rPr>
-                <w:rFonts w:ascii="Aptos" w:hAnsi="Aptos"/>
-                <w:b w:val="0"/>
-                <w:i w:val="0"/>
-                <w:color w:val="1A1A1A"/>
-                <w:sz w:val="20"/>
-              </w:rPr>
-              <w:t xml:space="preserve"/>
-            </w:r>
-          </w:p>
-        </w:tc>
-        <w:tc>
-          <w:tcPr>
-            <w:tcW w:type="dxa" w:w="8107"/>
-            <w:tcBorders>
-              <w:top w:val="single" w:sz="4" w:space="0" w:color="D9C58A"/>
-              <w:left w:val="single" w:sz="4" w:space="0" w:color="D9C58A"/>
-              <w:bottom w:val="single" w:sz="4" w:space="0" w:color="D9C58A"/>
-              <w:right w:val="single" w:sz="4" w:space="0" w:color="D9C58A"/>
-            </w:tcBorders>
-            <w:tcMar>
-              <w:top w:w="80" w:type="dxa"/>
-              <w:left w:w="140" w:type="dxa"/>
-              <w:bottom w:w="80" w:type="dxa"/>
-              <w:right w:w="140" w:type="dxa"/>
-            </w:tcMar>
-          </w:tcPr>
-          <w:p>
-            <w:pPr>
-              <w:keepNext/>
-              <w:spacing w:after="0"/>
-            </w:pPr>
-            <w:r>
-              <w:rPr>
-                <w:rFonts w:ascii="Aptos" w:hAnsi="Aptos"/>
-                <w:b w:val="0"/>
-                <w:i w:val="0"/>
-                <w:color w:val="1A1A1A"/>
-                <w:sz w:val="20"/>
-              </w:rPr>
-              <w:t xml:space="preserve">Serves in the US Army as a paratrooper</w:t>
-            </w:r>
-          </w:p>
-        </w:tc>
-      </w:tr>
-      <w:tr>
-        <w:trPr>
-          <w:cantSplit/>
-          <w:trHeight w:val="453" w:hRule="atLeast"/>
+          <w:trHeight w:val="425" w:hRule="atLeast"/>
         </w:trPr>
         <w:tc>
           <w:tcPr>
@@ -2194,41 +2585,17 @@
     <w:p>
       <w:pPr>
         <w:keepNext/>
-        <w:pBdr>
-          <w:top w:val="single" w:sz="4" w:space="4" w:color="E8A800"/>
-          <w:left w:val="single" w:sz="4" w:space="6" w:color="E8A800"/>
-          <w:bottom w:val="single" w:sz="4" w:space="4" w:color="E8A800"/>
-          <w:right w:val="single" w:sz="4" w:space="6" w:color="E8A800"/>
-        </w:pBdr>
-        <w:shd w:val="clear" w:color="auto" w:fill="E8A800"/>
-        <w:spacing w:before="200" w:after="120"/>
-        <w:ind w:left="68" w:right="68"/>
+        <w:spacing w:before="0" w:after="40"/>
       </w:pPr>
       <w:r>
         <w:rPr>
-          <w:rFonts w:ascii="Aptos Display" w:hAnsi="Aptos Display"/>
+          <w:rFonts w:ascii="Aptos" w:hAnsi="Aptos"/>
           <w:b/>
           <w:i w:val="0"/>
-          <w:color w:val="1A1A1A"/>
-          <w:sz w:val="27"/>
+          <w:color w:val="CE1126"/>
+          <w:sz w:val="21"/>
         </w:rPr>
-        <w:t xml:space="preserve">5.  Reading the Results</w:t>
-      </w:r>
-    </w:p>
-    <w:p>
-      <w:pPr>
-        <w:keepNext/>
-        <w:spacing w:before="0" w:after="120"/>
-      </w:pPr>
-      <w:r>
-        <w:rPr>
-          <w:rFonts w:ascii="Aptos" w:hAnsi="Aptos"/>
-          <w:b w:val="0"/>
-          <w:i w:val="0"/>
-          <w:color w:val="1A1A1A"/>
-          <w:sz w:val="20"/>
-        </w:rPr>
-        <w:t xml:space="preserve">These are the results of the November 1966 election for sheriff of Macon County.</w:t>
+        <w:t xml:space="preserve">▶  READING THE RESULTS — USE THE TABLE TO ANSWER</w:t>
       </w:r>
     </w:p>
     <w:tbl>
@@ -2277,7 +2644,7 @@
                 <w:color w:val="FFFFFF"/>
                 <w:sz w:val="21"/>
               </w:rPr>
-              <w:t xml:space="preserve">Candidate</w:t>
+              <w:t xml:space="preserve">Candidate (November 1966)</w:t>
             </w:r>
           </w:p>
         </w:tc>
@@ -2728,7 +3095,7 @@
                 <w:color w:val="007A3D"/>
                 <w:sz w:val="21"/>
               </w:rPr>
-              <w:t xml:space="preserve">a) Who won?</w:t>
+              <w:t xml:space="preserve">a) How many votes did the winner get?</w:t>
             </w:r>
           </w:p>
         </w:tc>
@@ -2801,7 +3168,7 @@
                 <w:color w:val="007A3D"/>
                 <w:sz w:val="21"/>
               </w:rPr>
-              <w:t xml:space="preserve">b) How many votes did the winner get?</w:t>
+              <w:t xml:space="preserve">b) What percentage of the vote did he get?</w:t>
             </w:r>
           </w:p>
         </w:tc>
@@ -2874,7 +3241,7 @@
                 <w:color w:val="007A3D"/>
                 <w:sz w:val="21"/>
               </w:rPr>
-              <w:t xml:space="preserve">c) What percentage of the vote did he get?</w:t>
+              <w:t xml:space="preserve">c) Compare the winner's votes with Harvey Sadler's.</w:t>
             </w:r>
           </w:p>
         </w:tc>
@@ -2936,7 +3303,6 @@
           </w:tcPr>
           <w:p>
             <w:pPr>
-              <w:keepNext/>
               <w:spacing w:after="0"/>
             </w:pPr>
             <w:r>
@@ -2947,7 +3313,7 @@
                 <w:color w:val="007A3D"/>
                 <w:sz w:val="21"/>
               </w:rPr>
-              <w:t xml:space="preserve">d) Compare the winner's votes with Harvey Sadler's.</w:t>
+              <w:t xml:space="preserve">d) Why could he win in 1966 but not ten years earlier?</w:t>
             </w:r>
           </w:p>
         </w:tc>
@@ -2969,7 +3335,6 @@
           </w:tcPr>
           <w:p>
             <w:pPr>
-              <w:keepNext/>
               <w:spacing w:after="0"/>
             </w:pPr>
             <w:r>
@@ -2981,6 +3346,153 @@
                 <w:sz w:val="20"/>
               </w:rPr>
               <w:t xml:space="preserve"/>
+            </w:r>
+          </w:p>
+        </w:tc>
+      </w:tr>
+    </w:tbl>
+    <w:p>
+      <w:pPr>
+        <w:spacing w:after="0" w:line="160" w:lineRule="exact"/>
+      </w:pPr>
+      <w:r>
+        <w:rPr>
+          <w:sz w:val="4"/>
+        </w:rPr>
+      </w:r>
+    </w:p>
+    <w:p>
+      <w:pPr>
+        <w:keepNext/>
+        <w:spacing w:before="0" w:after="40"/>
+      </w:pPr>
+      <w:r>
+        <w:rPr>
+          <w:rFonts w:ascii="Aptos" w:hAnsi="Aptos"/>
+          <w:b/>
+          <w:i w:val="0"/>
+          <w:color w:val="CE1126"/>
+          <w:sz w:val="21"/>
+        </w:rPr>
+        <w:t xml:space="preserve">▶  TRUE OR FALSE? — CIRCLE ONE</w:t>
+      </w:r>
+    </w:p>
+    <w:tbl>
+      <w:tblPr>
+        <w:tblW w:type="auto" w:w="0"/>
+        <w:jc w:val="center"/>
+        <w:tblLayout w:type="fixed"/>
+        <w:tblLook w:firstColumn="1" w:firstRow="1" w:lastColumn="0" w:lastRow="0" w:noHBand="0" w:noVBand="1" w:val="04A0"/>
+      </w:tblPr>
+      <w:tblGrid>
+        <w:gridCol w:w="6803"/>
+        <w:gridCol w:w="1219"/>
+        <w:gridCol w:w="1219"/>
+      </w:tblGrid>
+      <w:tr>
+        <w:trPr>
+          <w:cantSplit/>
+        </w:trPr>
+        <w:tc>
+          <w:tcPr>
+            <w:tcW w:type="dxa" w:w="6803"/>
+            <w:tcBorders>
+              <w:top w:val="single" w:sz="4" w:space="0" w:color="D9C58A"/>
+              <w:left w:val="single" w:sz="4" w:space="0" w:color="D9C58A"/>
+              <w:bottom w:val="single" w:sz="4" w:space="0" w:color="D9C58A"/>
+              <w:right w:val="single" w:sz="4" w:space="0" w:color="D9C58A"/>
+            </w:tcBorders>
+            <w:tcMar>
+              <w:top w:w="80" w:type="dxa"/>
+              <w:left w:w="140" w:type="dxa"/>
+              <w:bottom w:w="80" w:type="dxa"/>
+              <w:right w:w="140" w:type="dxa"/>
+            </w:tcMar>
+          </w:tcPr>
+          <w:p>
+            <w:pPr>
+              <w:keepNext/>
+              <w:spacing w:after="0"/>
+            </w:pPr>
+            <w:r>
+              <w:rPr>
+                <w:rFonts w:ascii="Aptos" w:hAnsi="Aptos"/>
+                <w:b w:val="0"/>
+                <w:i w:val="0"/>
+                <w:color w:val="1A1A1A"/>
+                <w:sz w:val="20"/>
+              </w:rPr>
+              <w:t xml:space="preserve">1.  Amerson was elected in 1966.</w:t>
+            </w:r>
+          </w:p>
+        </w:tc>
+        <w:tc>
+          <w:tcPr>
+            <w:tcW w:type="dxa" w:w="1219"/>
+            <w:tcBorders>
+              <w:top w:val="single" w:sz="4" w:space="0" w:color="D9C58A"/>
+              <w:left w:val="single" w:sz="4" w:space="0" w:color="D9C58A"/>
+              <w:bottom w:val="single" w:sz="4" w:space="0" w:color="D9C58A"/>
+              <w:right w:val="single" w:sz="4" w:space="0" w:color="D9C58A"/>
+            </w:tcBorders>
+            <w:tcMar>
+              <w:top w:w="80" w:type="dxa"/>
+              <w:left w:w="140" w:type="dxa"/>
+              <w:bottom w:w="80" w:type="dxa"/>
+              <w:right w:w="140" w:type="dxa"/>
+            </w:tcMar>
+            <w:vAlign w:val="center"/>
+          </w:tcPr>
+          <w:p>
+            <w:pPr>
+              <w:keepNext/>
+              <w:spacing w:after="0"/>
+              <w:jc w:val="center"/>
+            </w:pPr>
+            <w:r>
+              <w:rPr>
+                <w:rFonts w:ascii="Aptos" w:hAnsi="Aptos"/>
+                <w:b/>
+                <w:i w:val="0"/>
+                <w:color w:val="1A1A1A"/>
+                <w:sz w:val="24"/>
+              </w:rPr>
+              <w:t xml:space="preserve">TRUE</w:t>
+            </w:r>
+          </w:p>
+        </w:tc>
+        <w:tc>
+          <w:tcPr>
+            <w:tcW w:type="dxa" w:w="1219"/>
+            <w:tcBorders>
+              <w:top w:val="single" w:sz="4" w:space="0" w:color="D9C58A"/>
+              <w:left w:val="single" w:sz="4" w:space="0" w:color="D9C58A"/>
+              <w:bottom w:val="single" w:sz="4" w:space="0" w:color="D9C58A"/>
+              <w:right w:val="single" w:sz="4" w:space="0" w:color="D9C58A"/>
+            </w:tcBorders>
+            <w:tcMar>
+              <w:top w:w="80" w:type="dxa"/>
+              <w:left w:w="140" w:type="dxa"/>
+              <w:bottom w:w="80" w:type="dxa"/>
+              <w:right w:w="140" w:type="dxa"/>
+            </w:tcMar>
+            <w:vAlign w:val="center"/>
+          </w:tcPr>
+          <w:p>
+            <w:pPr>
+              <w:keepNext/>
+              <w:spacing w:after="0"/>
+              <w:jc w:val="center"/>
+            </w:pPr>
+            <w:r>
+              <w:rPr>
+                <w:rFonts w:ascii="Aptos" w:hAnsi="Aptos"/>
+                <w:b/>
+                <w:i w:val="0"/>
+                <w:color w:val="1A1A1A"/>
+                <w:sz w:val="24"/>
+              </w:rPr>
+              <w:t xml:space="preserve">FALSE</w:t>
             </w:r>
           </w:p>
         </w:tc>
@@ -2988,59 +3500,134 @@
       <w:tr>
         <w:trPr>
           <w:cantSplit/>
-          <w:trHeight w:val="567" w:hRule="atLeast"/>
         </w:trPr>
         <w:tc>
           <w:tcPr>
-            <w:tcW w:type="dxa" w:w="4536"/>
-            <w:tcBorders>
-              <w:top w:val="single" w:sz="4" w:space="0" w:color="D9C58A"/>
-              <w:left w:val="single" w:sz="4" w:space="0" w:color="D9C58A"/>
-              <w:bottom w:val="single" w:sz="4" w:space="0" w:color="D9C58A"/>
-              <w:right w:val="single" w:sz="4" w:space="0" w:color="D9C58A"/>
-            </w:tcBorders>
-            <w:shd w:val="clear" w:color="auto" w:fill="DDF0E4"/>
-            <w:tcMar>
-              <w:top w:w="80" w:type="dxa"/>
-              <w:left w:w="140" w:type="dxa"/>
-              <w:bottom w:w="80" w:type="dxa"/>
-              <w:right w:w="140" w:type="dxa"/>
-            </w:tcMar>
-          </w:tcPr>
-          <w:p>
-            <w:pPr>
-              <w:spacing w:after="0"/>
+            <w:tcW w:type="dxa" w:w="6803"/>
+            <w:tcBorders>
+              <w:top w:val="single" w:sz="4" w:space="0" w:color="D9C58A"/>
+              <w:left w:val="single" w:sz="4" w:space="0" w:color="D9C58A"/>
+              <w:bottom w:val="single" w:sz="4" w:space="0" w:color="D9C58A"/>
+              <w:right w:val="single" w:sz="4" w:space="0" w:color="D9C58A"/>
+            </w:tcBorders>
+            <w:tcMar>
+              <w:top w:w="80" w:type="dxa"/>
+              <w:left w:w="140" w:type="dxa"/>
+              <w:bottom w:w="80" w:type="dxa"/>
+              <w:right w:w="140" w:type="dxa"/>
+            </w:tcMar>
+          </w:tcPr>
+          <w:p>
+            <w:pPr>
+              <w:keepNext/>
+              <w:spacing w:after="0"/>
+            </w:pPr>
+            <w:r>
+              <w:rPr>
+                <w:rFonts w:ascii="Aptos" w:hAnsi="Aptos"/>
+                <w:b w:val="0"/>
+                <w:i w:val="0"/>
+                <w:color w:val="1A1A1A"/>
+                <w:sz w:val="20"/>
+              </w:rPr>
+              <w:t xml:space="preserve">2.  Macon County is in Mississippi.</w:t>
+            </w:r>
+          </w:p>
+        </w:tc>
+        <w:tc>
+          <w:tcPr>
+            <w:tcW w:type="dxa" w:w="1219"/>
+            <w:tcBorders>
+              <w:top w:val="single" w:sz="4" w:space="0" w:color="D9C58A"/>
+              <w:left w:val="single" w:sz="4" w:space="0" w:color="D9C58A"/>
+              <w:bottom w:val="single" w:sz="4" w:space="0" w:color="D9C58A"/>
+              <w:right w:val="single" w:sz="4" w:space="0" w:color="D9C58A"/>
+            </w:tcBorders>
+            <w:tcMar>
+              <w:top w:w="80" w:type="dxa"/>
+              <w:left w:w="140" w:type="dxa"/>
+              <w:bottom w:w="80" w:type="dxa"/>
+              <w:right w:w="140" w:type="dxa"/>
+            </w:tcMar>
+            <w:vAlign w:val="center"/>
+          </w:tcPr>
+          <w:p>
+            <w:pPr>
+              <w:keepNext/>
+              <w:spacing w:after="0"/>
+              <w:jc w:val="center"/>
             </w:pPr>
             <w:r>
               <w:rPr>
                 <w:rFonts w:ascii="Aptos" w:hAnsi="Aptos"/>
                 <w:b/>
                 <w:i w:val="0"/>
-                <w:color w:val="007A3D"/>
-                <w:sz w:val="21"/>
-              </w:rPr>
-              <w:t xml:space="preserve">e) Why do you think he could win in 1966 but not ten years earlier?</w:t>
-            </w:r>
-          </w:p>
-        </w:tc>
-        <w:tc>
-          <w:tcPr>
-            <w:tcW w:type="dxa" w:w="4705"/>
-            <w:tcBorders>
-              <w:top w:val="single" w:sz="4" w:space="0" w:color="D9C58A"/>
-              <w:left w:val="single" w:sz="4" w:space="0" w:color="D9C58A"/>
-              <w:bottom w:val="single" w:sz="4" w:space="0" w:color="D9C58A"/>
-              <w:right w:val="single" w:sz="4" w:space="0" w:color="D9C58A"/>
-            </w:tcBorders>
-            <w:tcMar>
-              <w:top w:w="80" w:type="dxa"/>
-              <w:left w:w="140" w:type="dxa"/>
-              <w:bottom w:w="80" w:type="dxa"/>
-              <w:right w:w="140" w:type="dxa"/>
-            </w:tcMar>
-          </w:tcPr>
-          <w:p>
-            <w:pPr>
+                <w:color w:val="1A1A1A"/>
+                <w:sz w:val="24"/>
+              </w:rPr>
+              <w:t xml:space="preserve">TRUE</w:t>
+            </w:r>
+          </w:p>
+        </w:tc>
+        <w:tc>
+          <w:tcPr>
+            <w:tcW w:type="dxa" w:w="1219"/>
+            <w:tcBorders>
+              <w:top w:val="single" w:sz="4" w:space="0" w:color="D9C58A"/>
+              <w:left w:val="single" w:sz="4" w:space="0" w:color="D9C58A"/>
+              <w:bottom w:val="single" w:sz="4" w:space="0" w:color="D9C58A"/>
+              <w:right w:val="single" w:sz="4" w:space="0" w:color="D9C58A"/>
+            </w:tcBorders>
+            <w:tcMar>
+              <w:top w:w="80" w:type="dxa"/>
+              <w:left w:w="140" w:type="dxa"/>
+              <w:bottom w:w="80" w:type="dxa"/>
+              <w:right w:w="140" w:type="dxa"/>
+            </w:tcMar>
+            <w:vAlign w:val="center"/>
+          </w:tcPr>
+          <w:p>
+            <w:pPr>
+              <w:keepNext/>
+              <w:spacing w:after="0"/>
+              <w:jc w:val="center"/>
+            </w:pPr>
+            <w:r>
+              <w:rPr>
+                <w:rFonts w:ascii="Aptos" w:hAnsi="Aptos"/>
+                <w:b/>
+                <w:i w:val="0"/>
+                <w:color w:val="1A1A1A"/>
+                <w:sz w:val="24"/>
+              </w:rPr>
+              <w:t xml:space="preserve">FALSE</w:t>
+            </w:r>
+          </w:p>
+        </w:tc>
+      </w:tr>
+      <w:tr>
+        <w:trPr>
+          <w:cantSplit/>
+        </w:trPr>
+        <w:tc>
+          <w:tcPr>
+            <w:tcW w:type="dxa" w:w="6803"/>
+            <w:tcBorders>
+              <w:top w:val="single" w:sz="4" w:space="0" w:color="D9C58A"/>
+              <w:left w:val="single" w:sz="4" w:space="0" w:color="D9C58A"/>
+              <w:bottom w:val="single" w:sz="4" w:space="0" w:color="D9C58A"/>
+              <w:right w:val="single" w:sz="4" w:space="0" w:color="D9C58A"/>
+            </w:tcBorders>
+            <w:tcMar>
+              <w:top w:w="80" w:type="dxa"/>
+              <w:left w:w="140" w:type="dxa"/>
+              <w:bottom w:w="80" w:type="dxa"/>
+              <w:right w:w="140" w:type="dxa"/>
+            </w:tcMar>
+          </w:tcPr>
+          <w:p>
+            <w:pPr>
+              <w:keepNext/>
               <w:spacing w:after="0"/>
             </w:pPr>
             <w:r>
@@ -3051,7 +3638,398 @@
                 <w:color w:val="1A1A1A"/>
                 <w:sz w:val="20"/>
               </w:rPr>
-              <w:t xml:space="preserve"/>
+              <w:t xml:space="preserve">3.  The Voting Rights Act helped Black people in Alabama register to vote.</w:t>
+            </w:r>
+          </w:p>
+        </w:tc>
+        <w:tc>
+          <w:tcPr>
+            <w:tcW w:type="dxa" w:w="1219"/>
+            <w:tcBorders>
+              <w:top w:val="single" w:sz="4" w:space="0" w:color="D9C58A"/>
+              <w:left w:val="single" w:sz="4" w:space="0" w:color="D9C58A"/>
+              <w:bottom w:val="single" w:sz="4" w:space="0" w:color="D9C58A"/>
+              <w:right w:val="single" w:sz="4" w:space="0" w:color="D9C58A"/>
+            </w:tcBorders>
+            <w:tcMar>
+              <w:top w:w="80" w:type="dxa"/>
+              <w:left w:w="140" w:type="dxa"/>
+              <w:bottom w:w="80" w:type="dxa"/>
+              <w:right w:w="140" w:type="dxa"/>
+            </w:tcMar>
+            <w:vAlign w:val="center"/>
+          </w:tcPr>
+          <w:p>
+            <w:pPr>
+              <w:keepNext/>
+              <w:spacing w:after="0"/>
+              <w:jc w:val="center"/>
+            </w:pPr>
+            <w:r>
+              <w:rPr>
+                <w:rFonts w:ascii="Aptos" w:hAnsi="Aptos"/>
+                <w:b/>
+                <w:i w:val="0"/>
+                <w:color w:val="1A1A1A"/>
+                <w:sz w:val="24"/>
+              </w:rPr>
+              <w:t xml:space="preserve">TRUE</w:t>
+            </w:r>
+          </w:p>
+        </w:tc>
+        <w:tc>
+          <w:tcPr>
+            <w:tcW w:type="dxa" w:w="1219"/>
+            <w:tcBorders>
+              <w:top w:val="single" w:sz="4" w:space="0" w:color="D9C58A"/>
+              <w:left w:val="single" w:sz="4" w:space="0" w:color="D9C58A"/>
+              <w:bottom w:val="single" w:sz="4" w:space="0" w:color="D9C58A"/>
+              <w:right w:val="single" w:sz="4" w:space="0" w:color="D9C58A"/>
+            </w:tcBorders>
+            <w:tcMar>
+              <w:top w:w="80" w:type="dxa"/>
+              <w:left w:w="140" w:type="dxa"/>
+              <w:bottom w:w="80" w:type="dxa"/>
+              <w:right w:w="140" w:type="dxa"/>
+            </w:tcMar>
+            <w:vAlign w:val="center"/>
+          </w:tcPr>
+          <w:p>
+            <w:pPr>
+              <w:keepNext/>
+              <w:spacing w:after="0"/>
+              <w:jc w:val="center"/>
+            </w:pPr>
+            <w:r>
+              <w:rPr>
+                <w:rFonts w:ascii="Aptos" w:hAnsi="Aptos"/>
+                <w:b/>
+                <w:i w:val="0"/>
+                <w:color w:val="1A1A1A"/>
+                <w:sz w:val="24"/>
+              </w:rPr>
+              <w:t xml:space="preserve">FALSE</w:t>
+            </w:r>
+          </w:p>
+        </w:tc>
+      </w:tr>
+      <w:tr>
+        <w:trPr>
+          <w:cantSplit/>
+        </w:trPr>
+        <w:tc>
+          <w:tcPr>
+            <w:tcW w:type="dxa" w:w="6803"/>
+            <w:tcBorders>
+              <w:top w:val="single" w:sz="4" w:space="0" w:color="D9C58A"/>
+              <w:left w:val="single" w:sz="4" w:space="0" w:color="D9C58A"/>
+              <w:bottom w:val="single" w:sz="4" w:space="0" w:color="D9C58A"/>
+              <w:right w:val="single" w:sz="4" w:space="0" w:color="D9C58A"/>
+            </w:tcBorders>
+            <w:tcMar>
+              <w:top w:w="80" w:type="dxa"/>
+              <w:left w:w="140" w:type="dxa"/>
+              <w:bottom w:w="80" w:type="dxa"/>
+              <w:right w:w="140" w:type="dxa"/>
+            </w:tcMar>
+          </w:tcPr>
+          <w:p>
+            <w:pPr>
+              <w:keepNext/>
+              <w:spacing w:after="0"/>
+            </w:pPr>
+            <w:r>
+              <w:rPr>
+                <w:rFonts w:ascii="Aptos" w:hAnsi="Aptos"/>
+                <w:b w:val="0"/>
+                <w:i w:val="0"/>
+                <w:color w:val="1A1A1A"/>
+                <w:sz w:val="20"/>
+              </w:rPr>
+              <w:t xml:space="preserve">4.  He served only one term as sheriff.</w:t>
+            </w:r>
+          </w:p>
+        </w:tc>
+        <w:tc>
+          <w:tcPr>
+            <w:tcW w:type="dxa" w:w="1219"/>
+            <w:tcBorders>
+              <w:top w:val="single" w:sz="4" w:space="0" w:color="D9C58A"/>
+              <w:left w:val="single" w:sz="4" w:space="0" w:color="D9C58A"/>
+              <w:bottom w:val="single" w:sz="4" w:space="0" w:color="D9C58A"/>
+              <w:right w:val="single" w:sz="4" w:space="0" w:color="D9C58A"/>
+            </w:tcBorders>
+            <w:tcMar>
+              <w:top w:w="80" w:type="dxa"/>
+              <w:left w:w="140" w:type="dxa"/>
+              <w:bottom w:w="80" w:type="dxa"/>
+              <w:right w:w="140" w:type="dxa"/>
+            </w:tcMar>
+            <w:vAlign w:val="center"/>
+          </w:tcPr>
+          <w:p>
+            <w:pPr>
+              <w:keepNext/>
+              <w:spacing w:after="0"/>
+              <w:jc w:val="center"/>
+            </w:pPr>
+            <w:r>
+              <w:rPr>
+                <w:rFonts w:ascii="Aptos" w:hAnsi="Aptos"/>
+                <w:b/>
+                <w:i w:val="0"/>
+                <w:color w:val="1A1A1A"/>
+                <w:sz w:val="24"/>
+              </w:rPr>
+              <w:t xml:space="preserve">TRUE</w:t>
+            </w:r>
+          </w:p>
+        </w:tc>
+        <w:tc>
+          <w:tcPr>
+            <w:tcW w:type="dxa" w:w="1219"/>
+            <w:tcBorders>
+              <w:top w:val="single" w:sz="4" w:space="0" w:color="D9C58A"/>
+              <w:left w:val="single" w:sz="4" w:space="0" w:color="D9C58A"/>
+              <w:bottom w:val="single" w:sz="4" w:space="0" w:color="D9C58A"/>
+              <w:right w:val="single" w:sz="4" w:space="0" w:color="D9C58A"/>
+            </w:tcBorders>
+            <w:tcMar>
+              <w:top w:w="80" w:type="dxa"/>
+              <w:left w:w="140" w:type="dxa"/>
+              <w:bottom w:w="80" w:type="dxa"/>
+              <w:right w:w="140" w:type="dxa"/>
+            </w:tcMar>
+            <w:vAlign w:val="center"/>
+          </w:tcPr>
+          <w:p>
+            <w:pPr>
+              <w:keepNext/>
+              <w:spacing w:after="0"/>
+              <w:jc w:val="center"/>
+            </w:pPr>
+            <w:r>
+              <w:rPr>
+                <w:rFonts w:ascii="Aptos" w:hAnsi="Aptos"/>
+                <w:b/>
+                <w:i w:val="0"/>
+                <w:color w:val="1A1A1A"/>
+                <w:sz w:val="24"/>
+              </w:rPr>
+              <w:t xml:space="preserve">FALSE</w:t>
+            </w:r>
+          </w:p>
+        </w:tc>
+      </w:tr>
+      <w:tr>
+        <w:trPr>
+          <w:cantSplit/>
+        </w:trPr>
+        <w:tc>
+          <w:tcPr>
+            <w:tcW w:type="dxa" w:w="6803"/>
+            <w:tcBorders>
+              <w:top w:val="single" w:sz="4" w:space="0" w:color="D9C58A"/>
+              <w:left w:val="single" w:sz="4" w:space="0" w:color="D9C58A"/>
+              <w:bottom w:val="single" w:sz="4" w:space="0" w:color="D9C58A"/>
+              <w:right w:val="single" w:sz="4" w:space="0" w:color="D9C58A"/>
+            </w:tcBorders>
+            <w:tcMar>
+              <w:top w:w="80" w:type="dxa"/>
+              <w:left w:w="140" w:type="dxa"/>
+              <w:bottom w:w="80" w:type="dxa"/>
+              <w:right w:w="140" w:type="dxa"/>
+            </w:tcMar>
+          </w:tcPr>
+          <w:p>
+            <w:pPr>
+              <w:keepNext/>
+              <w:spacing w:after="0"/>
+            </w:pPr>
+            <w:r>
+              <w:rPr>
+                <w:rFonts w:ascii="Aptos" w:hAnsi="Aptos"/>
+                <w:b w:val="0"/>
+                <w:i w:val="0"/>
+                <w:color w:val="1A1A1A"/>
+                <w:sz w:val="20"/>
+              </w:rPr>
+              <w:t xml:space="preserve">5.  Some white deputies refused to work with him.</w:t>
+            </w:r>
+          </w:p>
+        </w:tc>
+        <w:tc>
+          <w:tcPr>
+            <w:tcW w:type="dxa" w:w="1219"/>
+            <w:tcBorders>
+              <w:top w:val="single" w:sz="4" w:space="0" w:color="D9C58A"/>
+              <w:left w:val="single" w:sz="4" w:space="0" w:color="D9C58A"/>
+              <w:bottom w:val="single" w:sz="4" w:space="0" w:color="D9C58A"/>
+              <w:right w:val="single" w:sz="4" w:space="0" w:color="D9C58A"/>
+            </w:tcBorders>
+            <w:tcMar>
+              <w:top w:w="80" w:type="dxa"/>
+              <w:left w:w="140" w:type="dxa"/>
+              <w:bottom w:w="80" w:type="dxa"/>
+              <w:right w:w="140" w:type="dxa"/>
+            </w:tcMar>
+            <w:vAlign w:val="center"/>
+          </w:tcPr>
+          <w:p>
+            <w:pPr>
+              <w:keepNext/>
+              <w:spacing w:after="0"/>
+              <w:jc w:val="center"/>
+            </w:pPr>
+            <w:r>
+              <w:rPr>
+                <w:rFonts w:ascii="Aptos" w:hAnsi="Aptos"/>
+                <w:b/>
+                <w:i w:val="0"/>
+                <w:color w:val="1A1A1A"/>
+                <w:sz w:val="24"/>
+              </w:rPr>
+              <w:t xml:space="preserve">TRUE</w:t>
+            </w:r>
+          </w:p>
+        </w:tc>
+        <w:tc>
+          <w:tcPr>
+            <w:tcW w:type="dxa" w:w="1219"/>
+            <w:tcBorders>
+              <w:top w:val="single" w:sz="4" w:space="0" w:color="D9C58A"/>
+              <w:left w:val="single" w:sz="4" w:space="0" w:color="D9C58A"/>
+              <w:bottom w:val="single" w:sz="4" w:space="0" w:color="D9C58A"/>
+              <w:right w:val="single" w:sz="4" w:space="0" w:color="D9C58A"/>
+            </w:tcBorders>
+            <w:tcMar>
+              <w:top w:w="80" w:type="dxa"/>
+              <w:left w:w="140" w:type="dxa"/>
+              <w:bottom w:w="80" w:type="dxa"/>
+              <w:right w:w="140" w:type="dxa"/>
+            </w:tcMar>
+            <w:vAlign w:val="center"/>
+          </w:tcPr>
+          <w:p>
+            <w:pPr>
+              <w:keepNext/>
+              <w:spacing w:after="0"/>
+              <w:jc w:val="center"/>
+            </w:pPr>
+            <w:r>
+              <w:rPr>
+                <w:rFonts w:ascii="Aptos" w:hAnsi="Aptos"/>
+                <w:b/>
+                <w:i w:val="0"/>
+                <w:color w:val="1A1A1A"/>
+                <w:sz w:val="24"/>
+              </w:rPr>
+              <w:t xml:space="preserve">FALSE</w:t>
+            </w:r>
+          </w:p>
+        </w:tc>
+      </w:tr>
+      <w:tr>
+        <w:trPr>
+          <w:cantSplit/>
+        </w:trPr>
+        <w:tc>
+          <w:tcPr>
+            <w:tcW w:type="dxa" w:w="6803"/>
+            <w:tcBorders>
+              <w:top w:val="single" w:sz="4" w:space="0" w:color="D9C58A"/>
+              <w:left w:val="single" w:sz="4" w:space="0" w:color="D9C58A"/>
+              <w:bottom w:val="single" w:sz="4" w:space="0" w:color="D9C58A"/>
+              <w:right w:val="single" w:sz="4" w:space="0" w:color="D9C58A"/>
+            </w:tcBorders>
+            <w:tcMar>
+              <w:top w:w="80" w:type="dxa"/>
+              <w:left w:w="140" w:type="dxa"/>
+              <w:bottom w:w="80" w:type="dxa"/>
+              <w:right w:w="140" w:type="dxa"/>
+            </w:tcMar>
+          </w:tcPr>
+          <w:p>
+            <w:pPr>
+              <w:spacing w:after="0"/>
+            </w:pPr>
+            <w:r>
+              <w:rPr>
+                <w:rFonts w:ascii="Aptos" w:hAnsi="Aptos"/>
+                <w:b w:val="0"/>
+                <w:i w:val="0"/>
+                <w:color w:val="1A1A1A"/>
+                <w:sz w:val="20"/>
+              </w:rPr>
+              <w:t xml:space="preserve">6.  Before becoming sheriff he was a teacher.</w:t>
+            </w:r>
+          </w:p>
+        </w:tc>
+        <w:tc>
+          <w:tcPr>
+            <w:tcW w:type="dxa" w:w="1219"/>
+            <w:tcBorders>
+              <w:top w:val="single" w:sz="4" w:space="0" w:color="D9C58A"/>
+              <w:left w:val="single" w:sz="4" w:space="0" w:color="D9C58A"/>
+              <w:bottom w:val="single" w:sz="4" w:space="0" w:color="D9C58A"/>
+              <w:right w:val="single" w:sz="4" w:space="0" w:color="D9C58A"/>
+            </w:tcBorders>
+            <w:tcMar>
+              <w:top w:w="80" w:type="dxa"/>
+              <w:left w:w="140" w:type="dxa"/>
+              <w:bottom w:w="80" w:type="dxa"/>
+              <w:right w:w="140" w:type="dxa"/>
+            </w:tcMar>
+            <w:vAlign w:val="center"/>
+          </w:tcPr>
+          <w:p>
+            <w:pPr>
+              <w:spacing w:after="0"/>
+              <w:jc w:val="center"/>
+            </w:pPr>
+            <w:r>
+              <w:rPr>
+                <w:rFonts w:ascii="Aptos" w:hAnsi="Aptos"/>
+                <w:b/>
+                <w:i w:val="0"/>
+                <w:color w:val="1A1A1A"/>
+                <w:sz w:val="24"/>
+              </w:rPr>
+              <w:t xml:space="preserve">TRUE</w:t>
+            </w:r>
+          </w:p>
+        </w:tc>
+        <w:tc>
+          <w:tcPr>
+            <w:tcW w:type="dxa" w:w="1219"/>
+            <w:tcBorders>
+              <w:top w:val="single" w:sz="4" w:space="0" w:color="D9C58A"/>
+              <w:left w:val="single" w:sz="4" w:space="0" w:color="D9C58A"/>
+              <w:bottom w:val="single" w:sz="4" w:space="0" w:color="D9C58A"/>
+              <w:right w:val="single" w:sz="4" w:space="0" w:color="D9C58A"/>
+            </w:tcBorders>
+            <w:tcMar>
+              <w:top w:w="80" w:type="dxa"/>
+              <w:left w:w="140" w:type="dxa"/>
+              <w:bottom w:w="80" w:type="dxa"/>
+              <w:right w:w="140" w:type="dxa"/>
+            </w:tcMar>
+            <w:vAlign w:val="center"/>
+          </w:tcPr>
+          <w:p>
+            <w:pPr>
+              <w:spacing w:after="0"/>
+              <w:jc w:val="center"/>
+            </w:pPr>
+            <w:r>
+              <w:rPr>
+                <w:rFonts w:ascii="Aptos" w:hAnsi="Aptos"/>
+                <w:b/>
+                <w:i w:val="0"/>
+                <w:color w:val="1A1A1A"/>
+                <w:sz w:val="24"/>
+              </w:rPr>
+              <w:t xml:space="preserve">FALSE</w:t>
             </w:r>
           </w:p>
         </w:tc>
@@ -3070,25 +4048,17 @@
     <w:p>
       <w:pPr>
         <w:keepNext/>
-        <w:pBdr>
-          <w:top w:val="single" w:sz="4" w:space="4" w:color="007A3D"/>
-          <w:left w:val="single" w:sz="4" w:space="6" w:color="007A3D"/>
-          <w:bottom w:val="single" w:sz="4" w:space="4" w:color="007A3D"/>
-          <w:right w:val="single" w:sz="4" w:space="6" w:color="007A3D"/>
-        </w:pBdr>
-        <w:shd w:val="clear" w:color="auto" w:fill="007A3D"/>
-        <w:spacing w:before="200" w:after="120"/>
-        <w:ind w:left="68" w:right="68"/>
+        <w:spacing w:before="0" w:after="40"/>
       </w:pPr>
       <w:r>
         <w:rPr>
-          <w:rFonts w:ascii="Aptos Display" w:hAnsi="Aptos Display"/>
+          <w:rFonts w:ascii="Aptos" w:hAnsi="Aptos"/>
           <w:b/>
           <w:i w:val="0"/>
-          <w:color w:val="FFFFFF"/>
-          <w:sz w:val="27"/>
+          <w:color w:val="CE1126"/>
+          <w:sz w:val="21"/>
         </w:rPr>
-        <w:t xml:space="preserve">6.  My Campaign Speech</w:t>
+        <w:t xml:space="preserve">▶  MY CAMPAIGN SPEECH — WRITE AS AMERSON IN 1966</w:t>
       </w:r>
     </w:p>
     <w:p>
@@ -3104,23 +4074,7 @@
           <w:color w:val="1A1A1A"/>
           <w:sz w:val="20"/>
         </w:rPr>
-        <w:t xml:space="preserve">Imagine you are Lucius Amerson in 1966. Write a short speech asking the people of Macon County to vote for you.</w:t>
-      </w:r>
-    </w:p>
-    <w:p>
-      <w:pPr>
-        <w:keepNext/>
-        <w:spacing w:before="0" w:after="120"/>
-      </w:pPr>
-      <w:r>
-        <w:rPr>
-          <w:rFonts w:ascii="Aptos" w:hAnsi="Aptos"/>
-          <w:b w:val="0"/>
-          <w:i/>
-          <w:color w:val="5E5E5E"/>
-          <w:sz w:val="20"/>
-        </w:rPr>
-        <w:t xml:space="preserve">Starters: “My name is…”   “If you elect me, I will…”   “I will protect…”   “Vote for me because…”</w:t>
+        <w:t xml:space="preserve">Ask the people of Macon County to vote for you. Starters: “My name is…”  “If you elect me, I will…”  “I will protect…”  “Vote for me because…”</w:t>
       </w:r>
     </w:p>
     <w:tbl>
@@ -3193,50 +4147,6 @@
           </w:tcPr>
           <w:p>
             <w:pPr>
-              <w:keepNext/>
-              <w:spacing w:after="0"/>
-            </w:pPr>
-          </w:p>
-        </w:tc>
-      </w:tr>
-      <w:tr>
-        <w:trPr>
-          <w:trHeight w:val="442" w:hRule="exact"/>
-        </w:trPr>
-        <w:tc>
-          <w:tcPr>
-            <w:tcW w:type="dxa" w:w="9242"/>
-            <w:tcBorders>
-              <w:top w:val="nil"/>
-              <w:left w:val="nil"/>
-              <w:bottom w:val="single" w:sz="6" w:space="0" w:color="BDBDBD"/>
-              <w:right w:val="nil"/>
-            </w:tcBorders>
-          </w:tcPr>
-          <w:p>
-            <w:pPr>
-              <w:keepNext/>
-              <w:spacing w:after="0"/>
-            </w:pPr>
-          </w:p>
-        </w:tc>
-      </w:tr>
-      <w:tr>
-        <w:trPr>
-          <w:trHeight w:val="442" w:hRule="exact"/>
-        </w:trPr>
-        <w:tc>
-          <w:tcPr>
-            <w:tcW w:type="dxa" w:w="9242"/>
-            <w:tcBorders>
-              <w:top w:val="nil"/>
-              <w:left w:val="nil"/>
-              <w:bottom w:val="single" w:sz="6" w:space="0" w:color="BDBDBD"/>
-              <w:right w:val="nil"/>
-            </w:tcBorders>
-          </w:tcPr>
-          <w:p>
-            <w:pPr>
               <w:spacing w:after="0"/>
             </w:pPr>
           </w:p>
@@ -3257,12 +4167,174 @@
       <w:pPr>
         <w:keepNext/>
         <w:pBdr>
-          <w:top w:val="single" w:sz="4" w:space="4" w:color="CE1126"/>
-          <w:left w:val="single" w:sz="4" w:space="6" w:color="CE1126"/>
-          <w:bottom w:val="single" w:sz="4" w:space="4" w:color="CE1126"/>
-          <w:right w:val="single" w:sz="4" w:space="6" w:color="CE1126"/>
+          <w:top w:val="single" w:sz="4" w:space="4" w:color="E8A800"/>
+          <w:left w:val="single" w:sz="4" w:space="6" w:color="E8A800"/>
+          <w:bottom w:val="single" w:sz="4" w:space="4" w:color="E8A800"/>
+          <w:right w:val="single" w:sz="4" w:space="6" w:color="E8A800"/>
         </w:pBdr>
-        <w:shd w:val="clear" w:color="auto" w:fill="CE1126"/>
+        <w:shd w:val="clear" w:color="auto" w:fill="E8A800"/>
+        <w:spacing w:before="200" w:after="120"/>
+        <w:ind w:left="68" w:right="68"/>
+      </w:pPr>
+      <w:r>
+        <w:rPr>
+          <w:rFonts w:ascii="Aptos Display" w:hAnsi="Aptos Display"/>
+          <w:b/>
+          <w:i w:val="0"/>
+          <w:color w:val="1A1A1A"/>
+          <w:sz w:val="27"/>
+        </w:rPr>
+        <w:t xml:space="preserve">5.  Talk It Out</w:t>
+      </w:r>
+    </w:p>
+    <w:p>
+      <w:pPr>
+        <w:keepNext/>
+        <w:spacing w:before="0" w:after="40"/>
+      </w:pPr>
+      <w:r>
+        <w:rPr>
+          <w:rFonts w:ascii="Aptos" w:hAnsi="Aptos"/>
+          <w:b/>
+          <w:i w:val="0"/>
+          <w:color w:val="CE1126"/>
+          <w:sz w:val="21"/>
+        </w:rPr>
+        <w:t xml:space="preserve">▶  TALK IT OUT — DISCUSS WITH A PARTNER OR GROUP</w:t>
+      </w:r>
+    </w:p>
+    <w:p>
+      <w:pPr>
+        <w:spacing w:after="60"/>
+        <w:ind w:left="454" w:hanging="255"/>
+      </w:pPr>
+      <w:r>
+        <w:rPr>
+          <w:rFonts w:ascii="Aptos" w:hAnsi="Aptos"/>
+          <w:b/>
+          <w:i w:val="0"/>
+          <w:color w:val="CE1126"/>
+          <w:sz w:val="16"/>
+        </w:rPr>
+        <w:t xml:space="preserve">■  </w:t>
+      </w:r>
+      <w:r>
+        <w:rPr>
+          <w:rFonts w:ascii="Aptos" w:hAnsi="Aptos"/>
+          <w:b w:val="0"/>
+          <w:i w:val="0"/>
+          <w:color w:val="1A1A1A"/>
+          <w:sz w:val="20"/>
+        </w:rPr>
+        <w:t xml:space="preserve">Why do you think it took almost 90 years for the South to have another Black sheriff?</w:t>
+      </w:r>
+    </w:p>
+    <w:p>
+      <w:pPr>
+        <w:spacing w:after="60"/>
+        <w:ind w:left="454" w:hanging="255"/>
+      </w:pPr>
+      <w:r>
+        <w:rPr>
+          <w:rFonts w:ascii="Aptos" w:hAnsi="Aptos"/>
+          <w:b/>
+          <w:i w:val="0"/>
+          <w:color w:val="E8A800"/>
+          <w:sz w:val="16"/>
+        </w:rPr>
+        <w:t xml:space="preserve">■  </w:t>
+      </w:r>
+      <w:r>
+        <w:rPr>
+          <w:rFonts w:ascii="Aptos" w:hAnsi="Aptos"/>
+          <w:b w:val="0"/>
+          <w:i w:val="0"/>
+          <w:color w:val="1A1A1A"/>
+          <w:sz w:val="20"/>
+        </w:rPr>
+        <w:t xml:space="preserve">He promised to “protect and not oppress”. What is the difference?</w:t>
+      </w:r>
+    </w:p>
+    <w:p>
+      <w:pPr>
+        <w:spacing w:after="60"/>
+        <w:ind w:left="454" w:hanging="255"/>
+      </w:pPr>
+      <w:r>
+        <w:rPr>
+          <w:rFonts w:ascii="Aptos" w:hAnsi="Aptos"/>
+          <w:b/>
+          <w:i w:val="0"/>
+          <w:color w:val="007A3D"/>
+          <w:sz w:val="16"/>
+        </w:rPr>
+        <w:t xml:space="preserve">■  </w:t>
+      </w:r>
+      <w:r>
+        <w:rPr>
+          <w:rFonts w:ascii="Aptos" w:hAnsi="Aptos"/>
+          <w:b w:val="0"/>
+          <w:i w:val="0"/>
+          <w:color w:val="1A1A1A"/>
+          <w:sz w:val="20"/>
+        </w:rPr>
+        <w:t xml:space="preserve">Why would some deputies refuse to work for him? How might that have felt?</w:t>
+      </w:r>
+    </w:p>
+    <w:p>
+      <w:pPr>
+        <w:spacing w:after="60"/>
+        <w:ind w:left="454" w:hanging="255"/>
+      </w:pPr>
+      <w:r>
+        <w:rPr>
+          <w:rFonts w:ascii="Aptos" w:hAnsi="Aptos"/>
+          <w:b/>
+          <w:i w:val="0"/>
+          <w:color w:val="CE1126"/>
+          <w:sz w:val="16"/>
+        </w:rPr>
+        <w:t xml:space="preserve">■  </w:t>
+      </w:r>
+      <w:r>
+        <w:rPr>
+          <w:rFonts w:ascii="Aptos" w:hAnsi="Aptos"/>
+          <w:b w:val="0"/>
+          <w:i w:val="0"/>
+          <w:color w:val="1A1A1A"/>
+          <w:sz w:val="20"/>
+        </w:rPr>
+        <w:t xml:space="preserve">In the UK, Police and Crime Commissioners are elected. Should more people vote in those elections?</w:t>
+      </w:r>
+    </w:p>
+    <w:p>
+      <w:pPr>
+        <w:spacing w:after="0" w:line="160" w:lineRule="exact"/>
+      </w:pPr>
+      <w:r>
+        <w:rPr>
+          <w:sz w:val="4"/>
+        </w:rPr>
+      </w:r>
+    </w:p>
+    <w:p>
+      <w:pPr>
+        <w:spacing w:after="0"/>
+      </w:pPr>
+      <w:r>
+        <w:br w:type="page"/>
+      </w:r>
+    </w:p>
+    <w:p>
+      <w:pPr>
+        <w:keepNext/>
+        <w:pBdr>
+          <w:top w:val="single" w:sz="4" w:space="4" w:color="007A3D"/>
+          <w:left w:val="single" w:sz="4" w:space="6" w:color="007A3D"/>
+          <w:bottom w:val="single" w:sz="4" w:space="4" w:color="007A3D"/>
+          <w:right w:val="single" w:sz="4" w:space="6" w:color="007A3D"/>
+        </w:pBdr>
+        <w:shd w:val="clear" w:color="auto" w:fill="007A3D"/>
         <w:spacing w:before="200" w:after="120"/>
         <w:ind w:left="68" w:right="68"/>
       </w:pPr>
@@ -3274,7 +4346,7 @@
           <w:color w:val="FFFFFF"/>
           <w:sz w:val="27"/>
         </w:rPr>
-        <w:t xml:space="preserve">7.  What Do You Think?</w:t>
+        <w:t xml:space="preserve">6.  Reflection &amp; Exit Ticket</w:t>
       </w:r>
     </w:p>
     <w:p>
@@ -3287,10 +4359,26 @@
           <w:rFonts w:ascii="Aptos" w:hAnsi="Aptos"/>
           <w:b/>
           <w:i w:val="0"/>
-          <w:color w:val="007A3D"/>
+          <w:color w:val="CE1126"/>
           <w:sz w:val="21"/>
         </w:rPr>
-        <w:t xml:space="preserve">“The police should reflect the community they serve.” How much do you agree? Circle one.</w:t>
+        <w:t xml:space="preserve">▶  WHERE DO YOU STAND? — CIRCLE A NUMBER</w:t>
+      </w:r>
+    </w:p>
+    <w:p>
+      <w:pPr>
+        <w:keepNext/>
+        <w:spacing w:before="0" w:after="80"/>
+      </w:pPr>
+      <w:r>
+        <w:rPr>
+          <w:rFonts w:ascii="Aptos" w:hAnsi="Aptos"/>
+          <w:b w:val="0"/>
+          <w:i/>
+          <w:color w:val="1A1A1A"/>
+          <w:sz w:val="20"/>
+        </w:rPr>
+        <w:t xml:space="preserve">“The police should reflect the community they serve.”</w:t>
       </w:r>
     </w:p>
     <w:tbl>
@@ -3305,7 +4393,7 @@
         <w:gridCol w:w="1848"/>
         <w:gridCol w:w="1848"/>
         <w:gridCol w:w="1848"/>
-        <w:gridCol w:w="1849"/>
+        <w:gridCol w:w="1848"/>
       </w:tblGrid>
       <w:tr>
         <w:trPr>
@@ -3320,16 +4408,17 @@
               <w:bottom w:val="single" w:sz="4" w:space="0" w:color="D9C58A"/>
               <w:right w:val="single" w:sz="4" w:space="0" w:color="D9C58A"/>
             </w:tcBorders>
-            <w:tcMar>
-              <w:top w:w="80" w:type="dxa"/>
-              <w:left w:w="140" w:type="dxa"/>
-              <w:bottom w:w="80" w:type="dxa"/>
-              <w:right w:w="140" w:type="dxa"/>
-            </w:tcMar>
-            <w:vAlign w:val="center"/>
-          </w:tcPr>
-          <w:p>
-            <w:pPr>
+            <w:shd w:val="clear" w:color="auto" w:fill="FBE4E7"/>
+            <w:tcMar>
+              <w:top w:w="80" w:type="dxa"/>
+              <w:left w:w="140" w:type="dxa"/>
+              <w:bottom w:w="80" w:type="dxa"/>
+              <w:right w:w="140" w:type="dxa"/>
+            </w:tcMar>
+          </w:tcPr>
+          <w:p>
+            <w:pPr>
+              <w:keepNext/>
               <w:spacing w:after="0"/>
               <w:jc w:val="center"/>
             </w:pPr>
@@ -3341,7 +4430,24 @@
                 <w:color w:val="1A1A1A"/>
                 <w:sz w:val="24"/>
               </w:rPr>
-              <w:t xml:space="preserve">1  Not at all</w:t>
+              <w:t xml:space="preserve">1</w:t>
+            </w:r>
+          </w:p>
+          <w:p>
+            <w:pPr>
+              <w:keepNext/>
+              <w:spacing w:after="0"/>
+              <w:jc w:val="center"/>
+            </w:pPr>
+            <w:r>
+              <w:rPr>
+                <w:rFonts w:ascii="Aptos" w:hAnsi="Aptos"/>
+                <w:b w:val="0"/>
+                <w:i w:val="0"/>
+                <w:color w:val="5E5E5E"/>
+                <w:sz w:val="16"/>
+              </w:rPr>
+              <w:t xml:space="preserve">Strongly disagree</w:t>
             </w:r>
           </w:p>
         </w:tc>
@@ -3354,16 +4460,17 @@
               <w:bottom w:val="single" w:sz="4" w:space="0" w:color="D9C58A"/>
               <w:right w:val="single" w:sz="4" w:space="0" w:color="D9C58A"/>
             </w:tcBorders>
-            <w:tcMar>
-              <w:top w:w="80" w:type="dxa"/>
-              <w:left w:w="140" w:type="dxa"/>
-              <w:bottom w:w="80" w:type="dxa"/>
-              <w:right w:w="140" w:type="dxa"/>
-            </w:tcMar>
-            <w:vAlign w:val="center"/>
-          </w:tcPr>
-          <w:p>
-            <w:pPr>
+            <w:shd w:val="clear" w:color="auto" w:fill="FFF3CC"/>
+            <w:tcMar>
+              <w:top w:w="80" w:type="dxa"/>
+              <w:left w:w="140" w:type="dxa"/>
+              <w:bottom w:w="80" w:type="dxa"/>
+              <w:right w:w="140" w:type="dxa"/>
+            </w:tcMar>
+          </w:tcPr>
+          <w:p>
+            <w:pPr>
+              <w:keepNext/>
               <w:spacing w:after="0"/>
               <w:jc w:val="center"/>
             </w:pPr>
@@ -3378,6 +4485,23 @@
               <w:t xml:space="preserve">2</w:t>
             </w:r>
           </w:p>
+          <w:p>
+            <w:pPr>
+              <w:keepNext/>
+              <w:spacing w:after="0"/>
+              <w:jc w:val="center"/>
+            </w:pPr>
+            <w:r>
+              <w:rPr>
+                <w:rFonts w:ascii="Aptos" w:hAnsi="Aptos"/>
+                <w:b w:val="0"/>
+                <w:i w:val="0"/>
+                <w:color w:val="5E5E5E"/>
+                <w:sz w:val="16"/>
+              </w:rPr>
+              <w:t xml:space="preserve">Disagree</w:t>
+            </w:r>
+          </w:p>
         </w:tc>
         <w:tc>
           <w:tcPr>
@@ -3388,16 +4512,17 @@
               <w:bottom w:val="single" w:sz="4" w:space="0" w:color="D9C58A"/>
               <w:right w:val="single" w:sz="4" w:space="0" w:color="D9C58A"/>
             </w:tcBorders>
-            <w:tcMar>
-              <w:top w:w="80" w:type="dxa"/>
-              <w:left w:w="140" w:type="dxa"/>
-              <w:bottom w:w="80" w:type="dxa"/>
-              <w:right w:w="140" w:type="dxa"/>
-            </w:tcMar>
-            <w:vAlign w:val="center"/>
-          </w:tcPr>
-          <w:p>
-            <w:pPr>
+            <w:shd w:val="clear" w:color="auto" w:fill="FFF3CC"/>
+            <w:tcMar>
+              <w:top w:w="80" w:type="dxa"/>
+              <w:left w:w="140" w:type="dxa"/>
+              <w:bottom w:w="80" w:type="dxa"/>
+              <w:right w:w="140" w:type="dxa"/>
+            </w:tcMar>
+          </w:tcPr>
+          <w:p>
+            <w:pPr>
+              <w:keepNext/>
               <w:spacing w:after="0"/>
               <w:jc w:val="center"/>
             </w:pPr>
@@ -3412,6 +4537,23 @@
               <w:t xml:space="preserve">3</w:t>
             </w:r>
           </w:p>
+          <w:p>
+            <w:pPr>
+              <w:keepNext/>
+              <w:spacing w:after="0"/>
+              <w:jc w:val="center"/>
+            </w:pPr>
+            <w:r>
+              <w:rPr>
+                <w:rFonts w:ascii="Aptos" w:hAnsi="Aptos"/>
+                <w:b w:val="0"/>
+                <w:i w:val="0"/>
+                <w:color w:val="5E5E5E"/>
+                <w:sz w:val="16"/>
+              </w:rPr>
+              <w:t xml:space="preserve">Not sure</w:t>
+            </w:r>
+          </w:p>
         </w:tc>
         <w:tc>
           <w:tcPr>
@@ -3422,16 +4564,17 @@
               <w:bottom w:val="single" w:sz="4" w:space="0" w:color="D9C58A"/>
               <w:right w:val="single" w:sz="4" w:space="0" w:color="D9C58A"/>
             </w:tcBorders>
-            <w:tcMar>
-              <w:top w:w="80" w:type="dxa"/>
-              <w:left w:w="140" w:type="dxa"/>
-              <w:bottom w:w="80" w:type="dxa"/>
-              <w:right w:w="140" w:type="dxa"/>
-            </w:tcMar>
-            <w:vAlign w:val="center"/>
-          </w:tcPr>
-          <w:p>
-            <w:pPr>
+            <w:shd w:val="clear" w:color="auto" w:fill="DDF0E4"/>
+            <w:tcMar>
+              <w:top w:w="80" w:type="dxa"/>
+              <w:left w:w="140" w:type="dxa"/>
+              <w:bottom w:w="80" w:type="dxa"/>
+              <w:right w:w="140" w:type="dxa"/>
+            </w:tcMar>
+          </w:tcPr>
+          <w:p>
+            <w:pPr>
+              <w:keepNext/>
               <w:spacing w:after="0"/>
               <w:jc w:val="center"/>
             </w:pPr>
@@ -3446,38 +4589,73 @@
               <w:t xml:space="preserve">4</w:t>
             </w:r>
           </w:p>
-        </w:tc>
-        <w:tc>
-          <w:tcPr>
-            <w:tcW w:type="dxa" w:w="1849"/>
-            <w:tcBorders>
-              <w:top w:val="single" w:sz="4" w:space="0" w:color="D9C58A"/>
-              <w:left w:val="single" w:sz="4" w:space="0" w:color="D9C58A"/>
-              <w:bottom w:val="single" w:sz="4" w:space="0" w:color="D9C58A"/>
-              <w:right w:val="single" w:sz="4" w:space="0" w:color="D9C58A"/>
-            </w:tcBorders>
-            <w:tcMar>
-              <w:top w:w="80" w:type="dxa"/>
-              <w:left w:w="140" w:type="dxa"/>
-              <w:bottom w:w="80" w:type="dxa"/>
-              <w:right w:w="140" w:type="dxa"/>
-            </w:tcMar>
-            <w:vAlign w:val="center"/>
-          </w:tcPr>
-          <w:p>
-            <w:pPr>
+          <w:p>
+            <w:pPr>
+              <w:keepNext/>
               <w:spacing w:after="0"/>
               <w:jc w:val="center"/>
             </w:pPr>
             <w:r>
               <w:rPr>
                 <w:rFonts w:ascii="Aptos" w:hAnsi="Aptos"/>
+                <w:b w:val="0"/>
+                <w:i w:val="0"/>
+                <w:color w:val="5E5E5E"/>
+                <w:sz w:val="16"/>
+              </w:rPr>
+              <w:t xml:space="preserve">Agree</w:t>
+            </w:r>
+          </w:p>
+        </w:tc>
+        <w:tc>
+          <w:tcPr>
+            <w:tcW w:type="dxa" w:w="1848"/>
+            <w:tcBorders>
+              <w:top w:val="single" w:sz="4" w:space="0" w:color="D9C58A"/>
+              <w:left w:val="single" w:sz="4" w:space="0" w:color="D9C58A"/>
+              <w:bottom w:val="single" w:sz="4" w:space="0" w:color="D9C58A"/>
+              <w:right w:val="single" w:sz="4" w:space="0" w:color="D9C58A"/>
+            </w:tcBorders>
+            <w:shd w:val="clear" w:color="auto" w:fill="DDF0E4"/>
+            <w:tcMar>
+              <w:top w:w="80" w:type="dxa"/>
+              <w:left w:w="140" w:type="dxa"/>
+              <w:bottom w:w="80" w:type="dxa"/>
+              <w:right w:w="140" w:type="dxa"/>
+            </w:tcMar>
+          </w:tcPr>
+          <w:p>
+            <w:pPr>
+              <w:keepNext/>
+              <w:spacing w:after="0"/>
+              <w:jc w:val="center"/>
+            </w:pPr>
+            <w:r>
+              <w:rPr>
+                <w:rFonts w:ascii="Aptos" w:hAnsi="Aptos"/>
                 <w:b/>
                 <w:i w:val="0"/>
                 <w:color w:val="1A1A1A"/>
                 <w:sz w:val="24"/>
               </w:rPr>
-              <w:t xml:space="preserve">5  Completely</w:t>
+              <w:t xml:space="preserve">5</w:t>
+            </w:r>
+          </w:p>
+          <w:p>
+            <w:pPr>
+              <w:keepNext/>
+              <w:spacing w:after="0"/>
+              <w:jc w:val="center"/>
+            </w:pPr>
+            <w:r>
+              <w:rPr>
+                <w:rFonts w:ascii="Aptos" w:hAnsi="Aptos"/>
+                <w:b w:val="0"/>
+                <w:i w:val="0"/>
+                <w:color w:val="5E5E5E"/>
+                <w:sz w:val="16"/>
+              </w:rPr>
+              <w:t xml:space="preserve">Strongly agree</w:t>
             </w:r>
           </w:p>
         </w:tc>
@@ -3485,6 +4663,7 @@
     </w:tbl>
     <w:p>
       <w:pPr>
+        <w:keepNext/>
         <w:spacing w:after="0" w:line="160" w:lineRule="exact"/>
       </w:pPr>
       <w:r>
@@ -3506,7 +4685,7 @@
           <w:color w:val="007A3D"/>
           <w:sz w:val="21"/>
         </w:rPr>
-        <w:t xml:space="preserve">Explain your choice.</w:t>
+        <w:t xml:space="preserve">Because…</w:t>
       </w:r>
     </w:p>
     <w:tbl>
@@ -3541,30 +4720,10 @@
           </w:p>
         </w:tc>
       </w:tr>
-      <w:tr>
-        <w:trPr>
-          <w:trHeight w:val="442" w:hRule="exact"/>
-        </w:trPr>
-        <w:tc>
-          <w:tcPr>
-            <w:tcW w:type="dxa" w:w="9242"/>
-            <w:tcBorders>
-              <w:top w:val="nil"/>
-              <w:left w:val="nil"/>
-              <w:bottom w:val="single" w:sz="6" w:space="0" w:color="BDBDBD"/>
-              <w:right w:val="nil"/>
-            </w:tcBorders>
-          </w:tcPr>
-          <w:p>
-            <w:pPr>
-              <w:spacing w:after="0"/>
-            </w:pPr>
-          </w:p>
-        </w:tc>
-      </w:tr>
     </w:tbl>
     <w:p>
       <w:pPr>
+        <w:keepNext/>
         <w:spacing w:after="0" w:line="160" w:lineRule="exact"/>
       </w:pPr>
       <w:r>
@@ -3576,25 +4735,33 @@
     <w:p>
       <w:pPr>
         <w:keepNext/>
-        <w:pBdr>
-          <w:top w:val="single" w:sz="4" w:space="4" w:color="E8A800"/>
-          <w:left w:val="single" w:sz="4" w:space="6" w:color="E8A800"/>
-          <w:bottom w:val="single" w:sz="4" w:space="4" w:color="E8A800"/>
-          <w:right w:val="single" w:sz="4" w:space="6" w:color="E8A800"/>
-        </w:pBdr>
-        <w:shd w:val="clear" w:color="auto" w:fill="E8A800"/>
-        <w:spacing w:before="200" w:after="120"/>
-        <w:ind w:left="68" w:right="68"/>
+        <w:spacing w:before="0" w:after="40"/>
       </w:pPr>
       <w:r>
         <w:rPr>
-          <w:rFonts w:ascii="Aptos Display" w:hAnsi="Aptos Display"/>
+          <w:rFonts w:ascii="Aptos" w:hAnsi="Aptos"/>
           <w:b/>
           <w:i w:val="0"/>
+          <w:color w:val="CE1126"/>
+          <w:sz w:val="21"/>
+        </w:rPr>
+        <w:t xml:space="preserve">▶  CONFIDENCE CHECK — CIRCLE ONE</w:t>
+      </w:r>
+    </w:p>
+    <w:p>
+      <w:pPr>
+        <w:keepNext/>
+        <w:spacing w:before="0" w:after="80"/>
+      </w:pPr>
+      <w:r>
+        <w:rPr>
+          <w:rFonts w:ascii="Aptos" w:hAnsi="Aptos"/>
+          <w:b w:val="0"/>
+          <w:i w:val="0"/>
           <w:color w:val="1A1A1A"/>
-          <w:sz w:val="27"/>
+          <w:sz w:val="20"/>
         </w:rPr>
-        <w:t xml:space="preserve">8.  True or False?</w:t>
+        <w:t xml:space="preserve">How confident do I feel about today's topic?</w:t>
       </w:r>
     </w:p>
     <w:tbl>
@@ -3605,9 +4772,11 @@
         <w:tblLook w:firstColumn="1" w:firstRow="1" w:lastColumn="0" w:lastRow="0" w:noHBand="0" w:noVBand="1" w:val="04A0"/>
       </w:tblPr>
       <w:tblGrid>
-        <w:gridCol w:w="7087"/>
-        <w:gridCol w:w="1077"/>
-        <w:gridCol w:w="1077"/>
+        <w:gridCol w:w="1848"/>
+        <w:gridCol w:w="1848"/>
+        <w:gridCol w:w="1848"/>
+        <w:gridCol w:w="1848"/>
+        <w:gridCol w:w="1848"/>
       </w:tblGrid>
       <w:tr>
         <w:trPr>
@@ -3615,160 +4784,176 @@
         </w:trPr>
         <w:tc>
           <w:tcPr>
-            <w:tcW w:type="dxa" w:w="7087"/>
-            <w:tcBorders>
-              <w:top w:val="single" w:sz="6" w:space="0" w:color="007A3D"/>
-              <w:left w:val="single" w:sz="6" w:space="0" w:color="007A3D"/>
-              <w:bottom w:val="single" w:sz="6" w:space="0" w:color="007A3D"/>
-              <w:right w:val="single" w:sz="6" w:space="0" w:color="007A3D"/>
-            </w:tcBorders>
-            <w:shd w:val="clear" w:color="auto" w:fill="007A3D"/>
-            <w:tcMar>
-              <w:top w:w="80" w:type="dxa"/>
-              <w:left w:w="140" w:type="dxa"/>
-              <w:bottom w:w="80" w:type="dxa"/>
-              <w:right w:w="140" w:type="dxa"/>
-            </w:tcMar>
-          </w:tcPr>
-          <w:p>
-            <w:pPr>
-              <w:keepNext/>
-              <w:spacing w:after="0"/>
+            <w:tcW w:type="dxa" w:w="1848"/>
+            <w:tcBorders>
+              <w:top w:val="single" w:sz="4" w:space="0" w:color="D9C58A"/>
+              <w:left w:val="single" w:sz="4" w:space="0" w:color="D9C58A"/>
+              <w:bottom w:val="single" w:sz="4" w:space="0" w:color="D9C58A"/>
+              <w:right w:val="single" w:sz="4" w:space="0" w:color="D9C58A"/>
+            </w:tcBorders>
+            <w:shd w:val="clear" w:color="auto" w:fill="FBE4E7"/>
+            <w:tcMar>
+              <w:top w:w="80" w:type="dxa"/>
+              <w:left w:w="140" w:type="dxa"/>
+              <w:bottom w:w="80" w:type="dxa"/>
+              <w:right w:w="140" w:type="dxa"/>
+            </w:tcMar>
+          </w:tcPr>
+          <w:p>
+            <w:pPr>
+              <w:keepNext/>
+              <w:spacing w:after="0"/>
+              <w:jc w:val="center"/>
             </w:pPr>
             <w:r>
               <w:rPr>
                 <w:rFonts w:ascii="Aptos" w:hAnsi="Aptos"/>
                 <w:b/>
                 <w:i w:val="0"/>
-                <w:color w:val="FFFFFF"/>
-                <w:sz w:val="21"/>
-              </w:rPr>
-              <w:t xml:space="preserve">Statement</w:t>
-            </w:r>
-          </w:p>
-        </w:tc>
-        <w:tc>
-          <w:tcPr>
-            <w:tcW w:type="dxa" w:w="1077"/>
-            <w:tcBorders>
-              <w:top w:val="single" w:sz="6" w:space="0" w:color="007A3D"/>
-              <w:left w:val="single" w:sz="6" w:space="0" w:color="007A3D"/>
-              <w:bottom w:val="single" w:sz="6" w:space="0" w:color="007A3D"/>
-              <w:right w:val="single" w:sz="6" w:space="0" w:color="007A3D"/>
-            </w:tcBorders>
-            <w:shd w:val="clear" w:color="auto" w:fill="007A3D"/>
-            <w:tcMar>
-              <w:top w:w="80" w:type="dxa"/>
-              <w:left w:w="140" w:type="dxa"/>
-              <w:bottom w:w="80" w:type="dxa"/>
-              <w:right w:w="140" w:type="dxa"/>
-            </w:tcMar>
-          </w:tcPr>
-          <w:p>
-            <w:pPr>
-              <w:keepNext/>
-              <w:spacing w:after="0"/>
+                <w:color w:val="1A1A1A"/>
+                <w:sz w:val="24"/>
+              </w:rPr>
+              <w:t xml:space="preserve">1</w:t>
+            </w:r>
+          </w:p>
+          <w:p>
+            <w:pPr>
+              <w:keepNext/>
+              <w:spacing w:after="0"/>
+              <w:jc w:val="center"/>
+            </w:pPr>
+            <w:r>
+              <w:rPr>
+                <w:rFonts w:ascii="Aptos" w:hAnsi="Aptos"/>
+                <w:b w:val="0"/>
+                <w:i w:val="0"/>
+                <w:color w:val="5E5E5E"/>
+                <w:sz w:val="16"/>
+              </w:rPr>
+              <w:t xml:space="preserve">Not at all</w:t>
+            </w:r>
+          </w:p>
+        </w:tc>
+        <w:tc>
+          <w:tcPr>
+            <w:tcW w:type="dxa" w:w="1848"/>
+            <w:tcBorders>
+              <w:top w:val="single" w:sz="4" w:space="0" w:color="D9C58A"/>
+              <w:left w:val="single" w:sz="4" w:space="0" w:color="D9C58A"/>
+              <w:bottom w:val="single" w:sz="4" w:space="0" w:color="D9C58A"/>
+              <w:right w:val="single" w:sz="4" w:space="0" w:color="D9C58A"/>
+            </w:tcBorders>
+            <w:shd w:val="clear" w:color="auto" w:fill="FFF3CC"/>
+            <w:tcMar>
+              <w:top w:w="80" w:type="dxa"/>
+              <w:left w:w="140" w:type="dxa"/>
+              <w:bottom w:w="80" w:type="dxa"/>
+              <w:right w:w="140" w:type="dxa"/>
+            </w:tcMar>
+          </w:tcPr>
+          <w:p>
+            <w:pPr>
+              <w:keepNext/>
+              <w:spacing w:after="0"/>
+              <w:jc w:val="center"/>
             </w:pPr>
             <w:r>
               <w:rPr>
                 <w:rFonts w:ascii="Aptos" w:hAnsi="Aptos"/>
                 <w:b/>
                 <w:i w:val="0"/>
-                <w:color w:val="FFFFFF"/>
-                <w:sz w:val="21"/>
-              </w:rPr>
-              <w:t xml:space="preserve">True</w:t>
-            </w:r>
-          </w:p>
-        </w:tc>
-        <w:tc>
-          <w:tcPr>
-            <w:tcW w:type="dxa" w:w="1077"/>
-            <w:tcBorders>
-              <w:top w:val="single" w:sz="6" w:space="0" w:color="007A3D"/>
-              <w:left w:val="single" w:sz="6" w:space="0" w:color="007A3D"/>
-              <w:bottom w:val="single" w:sz="6" w:space="0" w:color="007A3D"/>
-              <w:right w:val="single" w:sz="6" w:space="0" w:color="007A3D"/>
-            </w:tcBorders>
-            <w:shd w:val="clear" w:color="auto" w:fill="007A3D"/>
-            <w:tcMar>
-              <w:top w:w="80" w:type="dxa"/>
-              <w:left w:w="140" w:type="dxa"/>
-              <w:bottom w:w="80" w:type="dxa"/>
-              <w:right w:w="140" w:type="dxa"/>
-            </w:tcMar>
-          </w:tcPr>
-          <w:p>
-            <w:pPr>
-              <w:keepNext/>
-              <w:spacing w:after="0"/>
+                <w:color w:val="1A1A1A"/>
+                <w:sz w:val="24"/>
+              </w:rPr>
+              <w:t xml:space="preserve">2</w:t>
+            </w:r>
+          </w:p>
+          <w:p>
+            <w:pPr>
+              <w:keepNext/>
+              <w:spacing w:after="0"/>
+              <w:jc w:val="center"/>
+            </w:pPr>
+            <w:r>
+              <w:rPr>
+                <w:rFonts w:ascii="Aptos" w:hAnsi="Aptos"/>
+                <w:b w:val="0"/>
+                <w:i w:val="0"/>
+                <w:color w:val="5E5E5E"/>
+                <w:sz w:val="16"/>
+              </w:rPr>
+              <w:t xml:space="preserve">A little</w:t>
+            </w:r>
+          </w:p>
+        </w:tc>
+        <w:tc>
+          <w:tcPr>
+            <w:tcW w:type="dxa" w:w="1848"/>
+            <w:tcBorders>
+              <w:top w:val="single" w:sz="4" w:space="0" w:color="D9C58A"/>
+              <w:left w:val="single" w:sz="4" w:space="0" w:color="D9C58A"/>
+              <w:bottom w:val="single" w:sz="4" w:space="0" w:color="D9C58A"/>
+              <w:right w:val="single" w:sz="4" w:space="0" w:color="D9C58A"/>
+            </w:tcBorders>
+            <w:shd w:val="clear" w:color="auto" w:fill="FFF3CC"/>
+            <w:tcMar>
+              <w:top w:w="80" w:type="dxa"/>
+              <w:left w:w="140" w:type="dxa"/>
+              <w:bottom w:w="80" w:type="dxa"/>
+              <w:right w:w="140" w:type="dxa"/>
+            </w:tcMar>
+          </w:tcPr>
+          <w:p>
+            <w:pPr>
+              <w:keepNext/>
+              <w:spacing w:after="0"/>
+              <w:jc w:val="center"/>
             </w:pPr>
             <w:r>
               <w:rPr>
                 <w:rFonts w:ascii="Aptos" w:hAnsi="Aptos"/>
                 <w:b/>
                 <w:i w:val="0"/>
-                <w:color w:val="FFFFFF"/>
-                <w:sz w:val="21"/>
-              </w:rPr>
-              <w:t xml:space="preserve">False</w:t>
-            </w:r>
-          </w:p>
-        </w:tc>
-      </w:tr>
-      <w:tr>
-        <w:trPr>
-          <w:cantSplit/>
-        </w:trPr>
-        <w:tc>
-          <w:tcPr>
-            <w:tcW w:type="dxa" w:w="7087"/>
-            <w:tcBorders>
-              <w:top w:val="single" w:sz="4" w:space="0" w:color="D9C58A"/>
-              <w:left w:val="single" w:sz="4" w:space="0" w:color="D9C58A"/>
-              <w:bottom w:val="single" w:sz="4" w:space="0" w:color="D9C58A"/>
-              <w:right w:val="single" w:sz="4" w:space="0" w:color="D9C58A"/>
-            </w:tcBorders>
-            <w:tcMar>
-              <w:top w:w="80" w:type="dxa"/>
-              <w:left w:w="140" w:type="dxa"/>
-              <w:bottom w:w="80" w:type="dxa"/>
-              <w:right w:w="140" w:type="dxa"/>
-            </w:tcMar>
-          </w:tcPr>
-          <w:p>
-            <w:pPr>
-              <w:keepNext/>
-              <w:spacing w:after="0"/>
+                <w:color w:val="1A1A1A"/>
+                <w:sz w:val="24"/>
+              </w:rPr>
+              <w:t xml:space="preserve">3</w:t>
+            </w:r>
+          </w:p>
+          <w:p>
+            <w:pPr>
+              <w:keepNext/>
+              <w:spacing w:after="0"/>
+              <w:jc w:val="center"/>
             </w:pPr>
             <w:r>
               <w:rPr>
                 <w:rFonts w:ascii="Aptos" w:hAnsi="Aptos"/>
                 <w:b w:val="0"/>
                 <w:i w:val="0"/>
-                <w:color w:val="1A1A1A"/>
-                <w:sz w:val="20"/>
-              </w:rPr>
-              <w:t xml:space="preserve">1. Amerson was elected in 1966.</w:t>
-            </w:r>
-          </w:p>
-        </w:tc>
-        <w:tc>
-          <w:tcPr>
-            <w:tcW w:type="dxa" w:w="1077"/>
-            <w:tcBorders>
-              <w:top w:val="single" w:sz="4" w:space="0" w:color="D9C58A"/>
-              <w:left w:val="single" w:sz="4" w:space="0" w:color="D9C58A"/>
-              <w:bottom w:val="single" w:sz="4" w:space="0" w:color="D9C58A"/>
-              <w:right w:val="single" w:sz="4" w:space="0" w:color="D9C58A"/>
-            </w:tcBorders>
-            <w:tcMar>
-              <w:top w:w="80" w:type="dxa"/>
-              <w:left w:w="140" w:type="dxa"/>
-              <w:bottom w:w="80" w:type="dxa"/>
-              <w:right w:w="140" w:type="dxa"/>
-            </w:tcMar>
-            <w:vAlign w:val="center"/>
+                <w:color w:val="5E5E5E"/>
+                <w:sz w:val="16"/>
+              </w:rPr>
+              <w:t xml:space="preserve">Getting there</w:t>
+            </w:r>
+          </w:p>
+        </w:tc>
+        <w:tc>
+          <w:tcPr>
+            <w:tcW w:type="dxa" w:w="1848"/>
+            <w:tcBorders>
+              <w:top w:val="single" w:sz="4" w:space="0" w:color="D9C58A"/>
+              <w:left w:val="single" w:sz="4" w:space="0" w:color="D9C58A"/>
+              <w:bottom w:val="single" w:sz="4" w:space="0" w:color="D9C58A"/>
+              <w:right w:val="single" w:sz="4" w:space="0" w:color="D9C58A"/>
+            </w:tcBorders>
+            <w:shd w:val="clear" w:color="auto" w:fill="DDF0E4"/>
+            <w:tcMar>
+              <w:top w:w="80" w:type="dxa"/>
+              <w:left w:w="140" w:type="dxa"/>
+              <w:bottom w:w="80" w:type="dxa"/>
+              <w:right w:w="140" w:type="dxa"/>
+            </w:tcMar>
           </w:tcPr>
           <w:p>
             <w:pPr>
@@ -3784,27 +4969,9 @@
                 <w:color w:val="1A1A1A"/>
                 <w:sz w:val="24"/>
               </w:rPr>
-              <w:t xml:space="preserve">☐</w:t>
-            </w:r>
-          </w:p>
-        </w:tc>
-        <w:tc>
-          <w:tcPr>
-            <w:tcW w:type="dxa" w:w="1077"/>
-            <w:tcBorders>
-              <w:top w:val="single" w:sz="4" w:space="0" w:color="D9C58A"/>
-              <w:left w:val="single" w:sz="4" w:space="0" w:color="D9C58A"/>
-              <w:bottom w:val="single" w:sz="4" w:space="0" w:color="D9C58A"/>
-              <w:right w:val="single" w:sz="4" w:space="0" w:color="D9C58A"/>
-            </w:tcBorders>
-            <w:tcMar>
-              <w:top w:w="80" w:type="dxa"/>
-              <w:left w:w="140" w:type="dxa"/>
-              <w:bottom w:w="80" w:type="dxa"/>
-              <w:right w:w="140" w:type="dxa"/>
-            </w:tcMar>
-            <w:vAlign w:val="center"/>
-          </w:tcPr>
+              <w:t xml:space="preserve">4</w:t>
+            </w:r>
+          </w:p>
           <w:p>
             <w:pPr>
               <w:keepNext/>
@@ -3814,549 +4981,64 @@
             <w:r>
               <w:rPr>
                 <w:rFonts w:ascii="Aptos" w:hAnsi="Aptos"/>
+                <w:b w:val="0"/>
+                <w:i w:val="0"/>
+                <w:color w:val="5E5E5E"/>
+                <w:sz w:val="16"/>
+              </w:rPr>
+              <w:t xml:space="preserve">Confident</w:t>
+            </w:r>
+          </w:p>
+        </w:tc>
+        <w:tc>
+          <w:tcPr>
+            <w:tcW w:type="dxa" w:w="1848"/>
+            <w:tcBorders>
+              <w:top w:val="single" w:sz="4" w:space="0" w:color="D9C58A"/>
+              <w:left w:val="single" w:sz="4" w:space="0" w:color="D9C58A"/>
+              <w:bottom w:val="single" w:sz="4" w:space="0" w:color="D9C58A"/>
+              <w:right w:val="single" w:sz="4" w:space="0" w:color="D9C58A"/>
+            </w:tcBorders>
+            <w:shd w:val="clear" w:color="auto" w:fill="DDF0E4"/>
+            <w:tcMar>
+              <w:top w:w="80" w:type="dxa"/>
+              <w:left w:w="140" w:type="dxa"/>
+              <w:bottom w:w="80" w:type="dxa"/>
+              <w:right w:w="140" w:type="dxa"/>
+            </w:tcMar>
+          </w:tcPr>
+          <w:p>
+            <w:pPr>
+              <w:keepNext/>
+              <w:spacing w:after="0"/>
+              <w:jc w:val="center"/>
+            </w:pPr>
+            <w:r>
+              <w:rPr>
+                <w:rFonts w:ascii="Aptos" w:hAnsi="Aptos"/>
                 <w:b/>
                 <w:i w:val="0"/>
                 <w:color w:val="1A1A1A"/>
                 <w:sz w:val="24"/>
               </w:rPr>
-              <w:t xml:space="preserve">☐</w:t>
-            </w:r>
-          </w:p>
-        </w:tc>
-      </w:tr>
-      <w:tr>
-        <w:trPr>
-          <w:cantSplit/>
-        </w:trPr>
-        <w:tc>
-          <w:tcPr>
-            <w:tcW w:type="dxa" w:w="7087"/>
-            <w:tcBorders>
-              <w:top w:val="single" w:sz="4" w:space="0" w:color="D9C58A"/>
-              <w:left w:val="single" w:sz="4" w:space="0" w:color="D9C58A"/>
-              <w:bottom w:val="single" w:sz="4" w:space="0" w:color="D9C58A"/>
-              <w:right w:val="single" w:sz="4" w:space="0" w:color="D9C58A"/>
-            </w:tcBorders>
-            <w:tcMar>
-              <w:top w:w="80" w:type="dxa"/>
-              <w:left w:w="140" w:type="dxa"/>
-              <w:bottom w:w="80" w:type="dxa"/>
-              <w:right w:w="140" w:type="dxa"/>
-            </w:tcMar>
-          </w:tcPr>
-          <w:p>
-            <w:pPr>
-              <w:keepNext/>
-              <w:spacing w:after="0"/>
+              <w:t xml:space="preserve">5</w:t>
+            </w:r>
+          </w:p>
+          <w:p>
+            <w:pPr>
+              <w:keepNext/>
+              <w:spacing w:after="0"/>
+              <w:jc w:val="center"/>
             </w:pPr>
             <w:r>
               <w:rPr>
                 <w:rFonts w:ascii="Aptos" w:hAnsi="Aptos"/>
                 <w:b w:val="0"/>
                 <w:i w:val="0"/>
-                <w:color w:val="1A1A1A"/>
-                <w:sz w:val="20"/>
-              </w:rPr>
-              <w:t xml:space="preserve">2. Macon County is in Mississippi.</w:t>
-            </w:r>
-          </w:p>
-        </w:tc>
-        <w:tc>
-          <w:tcPr>
-            <w:tcW w:type="dxa" w:w="1077"/>
-            <w:tcBorders>
-              <w:top w:val="single" w:sz="4" w:space="0" w:color="D9C58A"/>
-              <w:left w:val="single" w:sz="4" w:space="0" w:color="D9C58A"/>
-              <w:bottom w:val="single" w:sz="4" w:space="0" w:color="D9C58A"/>
-              <w:right w:val="single" w:sz="4" w:space="0" w:color="D9C58A"/>
-            </w:tcBorders>
-            <w:tcMar>
-              <w:top w:w="80" w:type="dxa"/>
-              <w:left w:w="140" w:type="dxa"/>
-              <w:bottom w:w="80" w:type="dxa"/>
-              <w:right w:w="140" w:type="dxa"/>
-            </w:tcMar>
-            <w:vAlign w:val="center"/>
-          </w:tcPr>
-          <w:p>
-            <w:pPr>
-              <w:keepNext/>
-              <w:spacing w:after="0"/>
-              <w:jc w:val="center"/>
-            </w:pPr>
-            <w:r>
-              <w:rPr>
-                <w:rFonts w:ascii="Aptos" w:hAnsi="Aptos"/>
-                <w:b/>
-                <w:i w:val="0"/>
-                <w:color w:val="1A1A1A"/>
-                <w:sz w:val="24"/>
-              </w:rPr>
-              <w:t xml:space="preserve">☐</w:t>
-            </w:r>
-          </w:p>
-        </w:tc>
-        <w:tc>
-          <w:tcPr>
-            <w:tcW w:type="dxa" w:w="1077"/>
-            <w:tcBorders>
-              <w:top w:val="single" w:sz="4" w:space="0" w:color="D9C58A"/>
-              <w:left w:val="single" w:sz="4" w:space="0" w:color="D9C58A"/>
-              <w:bottom w:val="single" w:sz="4" w:space="0" w:color="D9C58A"/>
-              <w:right w:val="single" w:sz="4" w:space="0" w:color="D9C58A"/>
-            </w:tcBorders>
-            <w:tcMar>
-              <w:top w:w="80" w:type="dxa"/>
-              <w:left w:w="140" w:type="dxa"/>
-              <w:bottom w:w="80" w:type="dxa"/>
-              <w:right w:w="140" w:type="dxa"/>
-            </w:tcMar>
-            <w:vAlign w:val="center"/>
-          </w:tcPr>
-          <w:p>
-            <w:pPr>
-              <w:keepNext/>
-              <w:spacing w:after="0"/>
-              <w:jc w:val="center"/>
-            </w:pPr>
-            <w:r>
-              <w:rPr>
-                <w:rFonts w:ascii="Aptos" w:hAnsi="Aptos"/>
-                <w:b/>
-                <w:i w:val="0"/>
-                <w:color w:val="1A1A1A"/>
-                <w:sz w:val="24"/>
-              </w:rPr>
-              <w:t xml:space="preserve">☐</w:t>
-            </w:r>
-          </w:p>
-        </w:tc>
-      </w:tr>
-      <w:tr>
-        <w:trPr>
-          <w:cantSplit/>
-        </w:trPr>
-        <w:tc>
-          <w:tcPr>
-            <w:tcW w:type="dxa" w:w="7087"/>
-            <w:tcBorders>
-              <w:top w:val="single" w:sz="4" w:space="0" w:color="D9C58A"/>
-              <w:left w:val="single" w:sz="4" w:space="0" w:color="D9C58A"/>
-              <w:bottom w:val="single" w:sz="4" w:space="0" w:color="D9C58A"/>
-              <w:right w:val="single" w:sz="4" w:space="0" w:color="D9C58A"/>
-            </w:tcBorders>
-            <w:tcMar>
-              <w:top w:w="80" w:type="dxa"/>
-              <w:left w:w="140" w:type="dxa"/>
-              <w:bottom w:w="80" w:type="dxa"/>
-              <w:right w:w="140" w:type="dxa"/>
-            </w:tcMar>
-          </w:tcPr>
-          <w:p>
-            <w:pPr>
-              <w:keepNext/>
-              <w:spacing w:after="0"/>
-            </w:pPr>
-            <w:r>
-              <w:rPr>
-                <w:rFonts w:ascii="Aptos" w:hAnsi="Aptos"/>
-                <w:b w:val="0"/>
-                <w:i w:val="0"/>
-                <w:color w:val="1A1A1A"/>
-                <w:sz w:val="20"/>
-              </w:rPr>
-              <w:t xml:space="preserve">3. The Voting Rights Act helped Black people in Alabama register to vote.</w:t>
-            </w:r>
-          </w:p>
-        </w:tc>
-        <w:tc>
-          <w:tcPr>
-            <w:tcW w:type="dxa" w:w="1077"/>
-            <w:tcBorders>
-              <w:top w:val="single" w:sz="4" w:space="0" w:color="D9C58A"/>
-              <w:left w:val="single" w:sz="4" w:space="0" w:color="D9C58A"/>
-              <w:bottom w:val="single" w:sz="4" w:space="0" w:color="D9C58A"/>
-              <w:right w:val="single" w:sz="4" w:space="0" w:color="D9C58A"/>
-            </w:tcBorders>
-            <w:tcMar>
-              <w:top w:w="80" w:type="dxa"/>
-              <w:left w:w="140" w:type="dxa"/>
-              <w:bottom w:w="80" w:type="dxa"/>
-              <w:right w:w="140" w:type="dxa"/>
-            </w:tcMar>
-            <w:vAlign w:val="center"/>
-          </w:tcPr>
-          <w:p>
-            <w:pPr>
-              <w:keepNext/>
-              <w:spacing w:after="0"/>
-              <w:jc w:val="center"/>
-            </w:pPr>
-            <w:r>
-              <w:rPr>
-                <w:rFonts w:ascii="Aptos" w:hAnsi="Aptos"/>
-                <w:b/>
-                <w:i w:val="0"/>
-                <w:color w:val="1A1A1A"/>
-                <w:sz w:val="24"/>
-              </w:rPr>
-              <w:t xml:space="preserve">☐</w:t>
-            </w:r>
-          </w:p>
-        </w:tc>
-        <w:tc>
-          <w:tcPr>
-            <w:tcW w:type="dxa" w:w="1077"/>
-            <w:tcBorders>
-              <w:top w:val="single" w:sz="4" w:space="0" w:color="D9C58A"/>
-              <w:left w:val="single" w:sz="4" w:space="0" w:color="D9C58A"/>
-              <w:bottom w:val="single" w:sz="4" w:space="0" w:color="D9C58A"/>
-              <w:right w:val="single" w:sz="4" w:space="0" w:color="D9C58A"/>
-            </w:tcBorders>
-            <w:tcMar>
-              <w:top w:w="80" w:type="dxa"/>
-              <w:left w:w="140" w:type="dxa"/>
-              <w:bottom w:w="80" w:type="dxa"/>
-              <w:right w:w="140" w:type="dxa"/>
-            </w:tcMar>
-            <w:vAlign w:val="center"/>
-          </w:tcPr>
-          <w:p>
-            <w:pPr>
-              <w:keepNext/>
-              <w:spacing w:after="0"/>
-              <w:jc w:val="center"/>
-            </w:pPr>
-            <w:r>
-              <w:rPr>
-                <w:rFonts w:ascii="Aptos" w:hAnsi="Aptos"/>
-                <w:b/>
-                <w:i w:val="0"/>
-                <w:color w:val="1A1A1A"/>
-                <w:sz w:val="24"/>
-              </w:rPr>
-              <w:t xml:space="preserve">☐</w:t>
-            </w:r>
-          </w:p>
-        </w:tc>
-      </w:tr>
-      <w:tr>
-        <w:trPr>
-          <w:cantSplit/>
-        </w:trPr>
-        <w:tc>
-          <w:tcPr>
-            <w:tcW w:type="dxa" w:w="7087"/>
-            <w:tcBorders>
-              <w:top w:val="single" w:sz="4" w:space="0" w:color="D9C58A"/>
-              <w:left w:val="single" w:sz="4" w:space="0" w:color="D9C58A"/>
-              <w:bottom w:val="single" w:sz="4" w:space="0" w:color="D9C58A"/>
-              <w:right w:val="single" w:sz="4" w:space="0" w:color="D9C58A"/>
-            </w:tcBorders>
-            <w:tcMar>
-              <w:top w:w="80" w:type="dxa"/>
-              <w:left w:w="140" w:type="dxa"/>
-              <w:bottom w:w="80" w:type="dxa"/>
-              <w:right w:w="140" w:type="dxa"/>
-            </w:tcMar>
-          </w:tcPr>
-          <w:p>
-            <w:pPr>
-              <w:keepNext/>
-              <w:spacing w:after="0"/>
-            </w:pPr>
-            <w:r>
-              <w:rPr>
-                <w:rFonts w:ascii="Aptos" w:hAnsi="Aptos"/>
-                <w:b w:val="0"/>
-                <w:i w:val="0"/>
-                <w:color w:val="1A1A1A"/>
-                <w:sz w:val="20"/>
-              </w:rPr>
-              <w:t xml:space="preserve">4. He served only one term as sheriff.</w:t>
-            </w:r>
-          </w:p>
-        </w:tc>
-        <w:tc>
-          <w:tcPr>
-            <w:tcW w:type="dxa" w:w="1077"/>
-            <w:tcBorders>
-              <w:top w:val="single" w:sz="4" w:space="0" w:color="D9C58A"/>
-              <w:left w:val="single" w:sz="4" w:space="0" w:color="D9C58A"/>
-              <w:bottom w:val="single" w:sz="4" w:space="0" w:color="D9C58A"/>
-              <w:right w:val="single" w:sz="4" w:space="0" w:color="D9C58A"/>
-            </w:tcBorders>
-            <w:tcMar>
-              <w:top w:w="80" w:type="dxa"/>
-              <w:left w:w="140" w:type="dxa"/>
-              <w:bottom w:w="80" w:type="dxa"/>
-              <w:right w:w="140" w:type="dxa"/>
-            </w:tcMar>
-            <w:vAlign w:val="center"/>
-          </w:tcPr>
-          <w:p>
-            <w:pPr>
-              <w:keepNext/>
-              <w:spacing w:after="0"/>
-              <w:jc w:val="center"/>
-            </w:pPr>
-            <w:r>
-              <w:rPr>
-                <w:rFonts w:ascii="Aptos" w:hAnsi="Aptos"/>
-                <w:b/>
-                <w:i w:val="0"/>
-                <w:color w:val="1A1A1A"/>
-                <w:sz w:val="24"/>
-              </w:rPr>
-              <w:t xml:space="preserve">☐</w:t>
-            </w:r>
-          </w:p>
-        </w:tc>
-        <w:tc>
-          <w:tcPr>
-            <w:tcW w:type="dxa" w:w="1077"/>
-            <w:tcBorders>
-              <w:top w:val="single" w:sz="4" w:space="0" w:color="D9C58A"/>
-              <w:left w:val="single" w:sz="4" w:space="0" w:color="D9C58A"/>
-              <w:bottom w:val="single" w:sz="4" w:space="0" w:color="D9C58A"/>
-              <w:right w:val="single" w:sz="4" w:space="0" w:color="D9C58A"/>
-            </w:tcBorders>
-            <w:tcMar>
-              <w:top w:w="80" w:type="dxa"/>
-              <w:left w:w="140" w:type="dxa"/>
-              <w:bottom w:w="80" w:type="dxa"/>
-              <w:right w:w="140" w:type="dxa"/>
-            </w:tcMar>
-            <w:vAlign w:val="center"/>
-          </w:tcPr>
-          <w:p>
-            <w:pPr>
-              <w:keepNext/>
-              <w:spacing w:after="0"/>
-              <w:jc w:val="center"/>
-            </w:pPr>
-            <w:r>
-              <w:rPr>
-                <w:rFonts w:ascii="Aptos" w:hAnsi="Aptos"/>
-                <w:b/>
-                <w:i w:val="0"/>
-                <w:color w:val="1A1A1A"/>
-                <w:sz w:val="24"/>
-              </w:rPr>
-              <w:t xml:space="preserve">☐</w:t>
-            </w:r>
-          </w:p>
-        </w:tc>
-      </w:tr>
-      <w:tr>
-        <w:trPr>
-          <w:cantSplit/>
-        </w:trPr>
-        <w:tc>
-          <w:tcPr>
-            <w:tcW w:type="dxa" w:w="7087"/>
-            <w:tcBorders>
-              <w:top w:val="single" w:sz="4" w:space="0" w:color="D9C58A"/>
-              <w:left w:val="single" w:sz="4" w:space="0" w:color="D9C58A"/>
-              <w:bottom w:val="single" w:sz="4" w:space="0" w:color="D9C58A"/>
-              <w:right w:val="single" w:sz="4" w:space="0" w:color="D9C58A"/>
-            </w:tcBorders>
-            <w:tcMar>
-              <w:top w:w="80" w:type="dxa"/>
-              <w:left w:w="140" w:type="dxa"/>
-              <w:bottom w:w="80" w:type="dxa"/>
-              <w:right w:w="140" w:type="dxa"/>
-            </w:tcMar>
-          </w:tcPr>
-          <w:p>
-            <w:pPr>
-              <w:keepNext/>
-              <w:spacing w:after="0"/>
-            </w:pPr>
-            <w:r>
-              <w:rPr>
-                <w:rFonts w:ascii="Aptos" w:hAnsi="Aptos"/>
-                <w:b w:val="0"/>
-                <w:i w:val="0"/>
-                <w:color w:val="1A1A1A"/>
-                <w:sz w:val="20"/>
-              </w:rPr>
-              <w:t xml:space="preserve">5. Some white deputies refused to work with him.</w:t>
-            </w:r>
-          </w:p>
-        </w:tc>
-        <w:tc>
-          <w:tcPr>
-            <w:tcW w:type="dxa" w:w="1077"/>
-            <w:tcBorders>
-              <w:top w:val="single" w:sz="4" w:space="0" w:color="D9C58A"/>
-              <w:left w:val="single" w:sz="4" w:space="0" w:color="D9C58A"/>
-              <w:bottom w:val="single" w:sz="4" w:space="0" w:color="D9C58A"/>
-              <w:right w:val="single" w:sz="4" w:space="0" w:color="D9C58A"/>
-            </w:tcBorders>
-            <w:tcMar>
-              <w:top w:w="80" w:type="dxa"/>
-              <w:left w:w="140" w:type="dxa"/>
-              <w:bottom w:w="80" w:type="dxa"/>
-              <w:right w:w="140" w:type="dxa"/>
-            </w:tcMar>
-            <w:vAlign w:val="center"/>
-          </w:tcPr>
-          <w:p>
-            <w:pPr>
-              <w:keepNext/>
-              <w:spacing w:after="0"/>
-              <w:jc w:val="center"/>
-            </w:pPr>
-            <w:r>
-              <w:rPr>
-                <w:rFonts w:ascii="Aptos" w:hAnsi="Aptos"/>
-                <w:b/>
-                <w:i w:val="0"/>
-                <w:color w:val="1A1A1A"/>
-                <w:sz w:val="24"/>
-              </w:rPr>
-              <w:t xml:space="preserve">☐</w:t>
-            </w:r>
-          </w:p>
-        </w:tc>
-        <w:tc>
-          <w:tcPr>
-            <w:tcW w:type="dxa" w:w="1077"/>
-            <w:tcBorders>
-              <w:top w:val="single" w:sz="4" w:space="0" w:color="D9C58A"/>
-              <w:left w:val="single" w:sz="4" w:space="0" w:color="D9C58A"/>
-              <w:bottom w:val="single" w:sz="4" w:space="0" w:color="D9C58A"/>
-              <w:right w:val="single" w:sz="4" w:space="0" w:color="D9C58A"/>
-            </w:tcBorders>
-            <w:tcMar>
-              <w:top w:w="80" w:type="dxa"/>
-              <w:left w:w="140" w:type="dxa"/>
-              <w:bottom w:w="80" w:type="dxa"/>
-              <w:right w:w="140" w:type="dxa"/>
-            </w:tcMar>
-            <w:vAlign w:val="center"/>
-          </w:tcPr>
-          <w:p>
-            <w:pPr>
-              <w:keepNext/>
-              <w:spacing w:after="0"/>
-              <w:jc w:val="center"/>
-            </w:pPr>
-            <w:r>
-              <w:rPr>
-                <w:rFonts w:ascii="Aptos" w:hAnsi="Aptos"/>
-                <w:b/>
-                <w:i w:val="0"/>
-                <w:color w:val="1A1A1A"/>
-                <w:sz w:val="24"/>
-              </w:rPr>
-              <w:t xml:space="preserve">☐</w:t>
-            </w:r>
-          </w:p>
-        </w:tc>
-      </w:tr>
-      <w:tr>
-        <w:trPr>
-          <w:cantSplit/>
-        </w:trPr>
-        <w:tc>
-          <w:tcPr>
-            <w:tcW w:type="dxa" w:w="7087"/>
-            <w:tcBorders>
-              <w:top w:val="single" w:sz="4" w:space="0" w:color="D9C58A"/>
-              <w:left w:val="single" w:sz="4" w:space="0" w:color="D9C58A"/>
-              <w:bottom w:val="single" w:sz="4" w:space="0" w:color="D9C58A"/>
-              <w:right w:val="single" w:sz="4" w:space="0" w:color="D9C58A"/>
-            </w:tcBorders>
-            <w:tcMar>
-              <w:top w:w="80" w:type="dxa"/>
-              <w:left w:w="140" w:type="dxa"/>
-              <w:bottom w:w="80" w:type="dxa"/>
-              <w:right w:w="140" w:type="dxa"/>
-            </w:tcMar>
-          </w:tcPr>
-          <w:p>
-            <w:pPr>
-              <w:spacing w:after="0"/>
-            </w:pPr>
-            <w:r>
-              <w:rPr>
-                <w:rFonts w:ascii="Aptos" w:hAnsi="Aptos"/>
-                <w:b w:val="0"/>
-                <w:i w:val="0"/>
-                <w:color w:val="1A1A1A"/>
-                <w:sz w:val="20"/>
-              </w:rPr>
-              <w:t xml:space="preserve">6. Before becoming sheriff he was a teacher.</w:t>
-            </w:r>
-          </w:p>
-        </w:tc>
-        <w:tc>
-          <w:tcPr>
-            <w:tcW w:type="dxa" w:w="1077"/>
-            <w:tcBorders>
-              <w:top w:val="single" w:sz="4" w:space="0" w:color="D9C58A"/>
-              <w:left w:val="single" w:sz="4" w:space="0" w:color="D9C58A"/>
-              <w:bottom w:val="single" w:sz="4" w:space="0" w:color="D9C58A"/>
-              <w:right w:val="single" w:sz="4" w:space="0" w:color="D9C58A"/>
-            </w:tcBorders>
-            <w:tcMar>
-              <w:top w:w="80" w:type="dxa"/>
-              <w:left w:w="140" w:type="dxa"/>
-              <w:bottom w:w="80" w:type="dxa"/>
-              <w:right w:w="140" w:type="dxa"/>
-            </w:tcMar>
-            <w:vAlign w:val="center"/>
-          </w:tcPr>
-          <w:p>
-            <w:pPr>
-              <w:spacing w:after="0"/>
-              <w:jc w:val="center"/>
-            </w:pPr>
-            <w:r>
-              <w:rPr>
-                <w:rFonts w:ascii="Aptos" w:hAnsi="Aptos"/>
-                <w:b/>
-                <w:i w:val="0"/>
-                <w:color w:val="1A1A1A"/>
-                <w:sz w:val="24"/>
-              </w:rPr>
-              <w:t xml:space="preserve">☐</w:t>
-            </w:r>
-          </w:p>
-        </w:tc>
-        <w:tc>
-          <w:tcPr>
-            <w:tcW w:type="dxa" w:w="1077"/>
-            <w:tcBorders>
-              <w:top w:val="single" w:sz="4" w:space="0" w:color="D9C58A"/>
-              <w:left w:val="single" w:sz="4" w:space="0" w:color="D9C58A"/>
-              <w:bottom w:val="single" w:sz="4" w:space="0" w:color="D9C58A"/>
-              <w:right w:val="single" w:sz="4" w:space="0" w:color="D9C58A"/>
-            </w:tcBorders>
-            <w:tcMar>
-              <w:top w:w="80" w:type="dxa"/>
-              <w:left w:w="140" w:type="dxa"/>
-              <w:bottom w:w="80" w:type="dxa"/>
-              <w:right w:w="140" w:type="dxa"/>
-            </w:tcMar>
-            <w:vAlign w:val="center"/>
-          </w:tcPr>
-          <w:p>
-            <w:pPr>
-              <w:spacing w:after="0"/>
-              <w:jc w:val="center"/>
-            </w:pPr>
-            <w:r>
-              <w:rPr>
-                <w:rFonts w:ascii="Aptos" w:hAnsi="Aptos"/>
-                <w:b/>
-                <w:i w:val="0"/>
-                <w:color w:val="1A1A1A"/>
-                <w:sz w:val="24"/>
-              </w:rPr>
-              <w:t xml:space="preserve">☐</w:t>
+                <w:color w:val="5E5E5E"/>
+                <w:sz w:val="16"/>
+              </w:rPr>
+              <w:t xml:space="preserve">Very confident</w:t>
             </w:r>
           </w:p>
         </w:tc>
@@ -4364,36 +5046,13 @@
     </w:tbl>
     <w:p>
       <w:pPr>
+        <w:keepNext/>
         <w:spacing w:after="0" w:line="160" w:lineRule="exact"/>
       </w:pPr>
       <w:r>
         <w:rPr>
           <w:sz w:val="4"/>
         </w:rPr>
-      </w:r>
-    </w:p>
-    <w:p>
-      <w:pPr>
-        <w:keepNext/>
-        <w:pBdr>
-          <w:top w:val="single" w:sz="4" w:space="4" w:color="007A3D"/>
-          <w:left w:val="single" w:sz="4" w:space="6" w:color="007A3D"/>
-          <w:bottom w:val="single" w:sz="4" w:space="4" w:color="007A3D"/>
-          <w:right w:val="single" w:sz="4" w:space="6" w:color="007A3D"/>
-        </w:pBdr>
-        <w:shd w:val="clear" w:color="auto" w:fill="007A3D"/>
-        <w:spacing w:before="200" w:after="120"/>
-        <w:ind w:left="68" w:right="68"/>
-      </w:pPr>
-      <w:r>
-        <w:rPr>
-          <w:rFonts w:ascii="Aptos Display" w:hAnsi="Aptos Display"/>
-          <w:b/>
-          <w:i w:val="0"/>
-          <w:color w:val="FFFFFF"/>
-          <w:sz w:val="27"/>
-        </w:rPr>
-        <w:t xml:space="preserve">9.  Exit Ticket</w:t>
       </w:r>
     </w:p>
     <w:tbl>
@@ -4504,7 +5163,6 @@
           </w:tcPr>
           <w:p>
             <w:pPr>
-              <w:keepNext/>
               <w:spacing w:after="0"/>
             </w:pPr>
             <w:r>
@@ -4537,7 +5195,6 @@
           </w:tcPr>
           <w:p>
             <w:pPr>
-              <w:keepNext/>
               <w:spacing w:after="0"/>
             </w:pPr>
             <w:r>
@@ -4549,77 +5206,6 @@
                 <w:sz w:val="20"/>
               </w:rPr>
               <w:t xml:space="preserve"/>
-            </w:r>
-          </w:p>
-        </w:tc>
-      </w:tr>
-      <w:tr>
-        <w:trPr>
-          <w:cantSplit/>
-          <w:trHeight w:val="623" w:hRule="atLeast"/>
-        </w:trPr>
-        <w:tc>
-          <w:tcPr>
-            <w:tcW w:type="dxa" w:w="3628"/>
-            <w:tcBorders>
-              <w:top w:val="single" w:sz="4" w:space="0" w:color="D9C58A"/>
-              <w:left w:val="single" w:sz="4" w:space="0" w:color="D9C58A"/>
-              <w:bottom w:val="single" w:sz="4" w:space="0" w:color="D9C58A"/>
-              <w:right w:val="single" w:sz="4" w:space="0" w:color="D9C58A"/>
-            </w:tcBorders>
-            <w:shd w:val="clear" w:color="auto" w:fill="DDF0E4"/>
-            <w:tcMar>
-              <w:top w:w="80" w:type="dxa"/>
-              <w:left w:w="140" w:type="dxa"/>
-              <w:bottom w:w="80" w:type="dxa"/>
-              <w:right w:w="140" w:type="dxa"/>
-            </w:tcMar>
-          </w:tcPr>
-          <w:p>
-            <w:pPr>
-              <w:spacing w:after="0"/>
-            </w:pPr>
-            <w:r>
-              <w:rPr>
-                <w:rFonts w:ascii="Aptos" w:hAnsi="Aptos"/>
-                <w:b/>
-                <w:i w:val="0"/>
-                <w:color w:val="007A3D"/>
-                <w:sz w:val="21"/>
-              </w:rPr>
-              <w:t xml:space="preserve">How confident am I explaining this story? Circle one.</w:t>
-            </w:r>
-          </w:p>
-        </w:tc>
-        <w:tc>
-          <w:tcPr>
-            <w:tcW w:type="dxa" w:w="5613"/>
-            <w:tcBorders>
-              <w:top w:val="single" w:sz="4" w:space="0" w:color="D9C58A"/>
-              <w:left w:val="single" w:sz="4" w:space="0" w:color="D9C58A"/>
-              <w:bottom w:val="single" w:sz="4" w:space="0" w:color="D9C58A"/>
-              <w:right w:val="single" w:sz="4" w:space="0" w:color="D9C58A"/>
-            </w:tcBorders>
-            <w:tcMar>
-              <w:top w:w="80" w:type="dxa"/>
-              <w:left w:w="140" w:type="dxa"/>
-              <w:bottom w:w="80" w:type="dxa"/>
-              <w:right w:w="140" w:type="dxa"/>
-            </w:tcMar>
-          </w:tcPr>
-          <w:p>
-            <w:pPr>
-              <w:spacing w:after="0"/>
-            </w:pPr>
-            <w:r>
-              <w:rPr>
-                <w:rFonts w:ascii="Aptos" w:hAnsi="Aptos"/>
-                <w:b w:val="0"/>
-                <w:i w:val="0"/>
-                <w:color w:val="1A1A1A"/>
-                <w:sz w:val="20"/>
-              </w:rPr>
-              <w:t xml:space="preserve">1        2        3        4        5</w:t>
             </w:r>
           </w:p>
         </w:tc>
